--- a/klagomål/A 22922-2026 FSC-klagomål.docx
+++ b/klagomål/A 22922-2026 FSC-klagomål.docx
@@ -720,7 +720,7 @@
     <w:r>
       <w:tab/>
       <w:tab/>
-      <w:t>2026-06-15</w:t>
+      <w:t>2026-06-16</w:t>
       <w:br/>
       <w:br/>
     </w:r>

--- a/klagomål/A 22922-2026 FSC-klagomål.docx
+++ b/klagomål/A 22922-2026 FSC-klagomål.docx
@@ -720,7 +720,7 @@
     <w:r>
       <w:tab/>
       <w:tab/>
-      <w:t>2026-06-16</w:t>
+      <w:t>2026-06-17</w:t>
       <w:br/>
       <w:br/>
     </w:r>

--- a/klagomål/A 22922-2026 FSC-klagomål.docx
+++ b/klagomål/A 22922-2026 FSC-klagomål.docx
@@ -1,6 +1,6 @@
 
 <file path=word/document.xml><?xml version="1.0" encoding="utf-8"?>
-<w:document xmlns:wpc="http://schemas.microsoft.com/office/word/2010/wordprocessingCanvas" xmlns:cx="http://schemas.microsoft.com/office/drawing/2014/chartex" xmlns:cx1="http://schemas.microsoft.com/office/drawing/2015/9/8/chartex" xmlns:cx2="http://schemas.microsoft.com/office/drawing/2015/10/21/chartex" xmlns:cx3="http://schemas.microsoft.com/office/drawing/2016/5/9/chartex" xmlns:cx4="http://schemas.microsoft.com/office/drawing/2016/5/10/chartex" xmlns:cx5="http://schemas.microsoft.com/office/drawing/2016/5/11/chartex" xmlns:cx6="http://schemas.microsoft.com/office/drawing/2016/5/12/chartex" xmlns:cx7="http://schemas.microsoft.com/office/drawing/2016/5/13/chartex" xmlns:cx8="http://schemas.microsoft.com/office/drawing/2016/5/14/chartex" xmlns:mc="http://schemas.openxmlformats.org/markup-compatibility/2006" xmlns:aink="http://schemas.microsoft.com/office/drawing/2016/ink" xmlns:am3d="http://schemas.microsoft.com/office/drawing/2017/model3d" xmlns:o="urn:schemas-microsoft-com:office:office" xmlns:oel="http://schemas.microsoft.com/office/2019/extlst" xmlns:r="http://schemas.openxmlformats.org/officeDocument/2006/relationships" xmlns:m="http://schemas.openxmlformats.org/officeDocument/2006/math" xmlns:v="urn:schemas-microsoft-com:vml" xmlns:wp14="http://schemas.microsoft.com/office/word/2010/wordprocessingDrawing" xmlns:wp="http://schemas.openxmlformats.org/drawingml/2006/wordprocessingDrawing" xmlns:w10="urn:schemas-microsoft-com:office:word" xmlns:w="http://schemas.openxmlformats.org/wordprocessingml/2006/main" xmlns:w14="http://schemas.microsoft.com/office/word/2010/wordml" xmlns:w15="http://schemas.microsoft.com/office/word/2012/wordml" xmlns:w16cex="http://schemas.microsoft.com/office/word/2018/wordml/cex" xmlns:w16cid="http://schemas.microsoft.com/office/word/2016/wordml/cid" xmlns:w16="http://schemas.microsoft.com/office/word/2018/wordml" xmlns:w16sdtdh="http://schemas.microsoft.com/office/word/2020/wordml/sdtdatahash" xmlns:w16se="http://schemas.microsoft.com/office/word/2015/wordml/symex" xmlns:wpg="http://schemas.microsoft.com/office/word/2010/wordprocessingGroup" xmlns:wpi="http://schemas.microsoft.com/office/word/2010/wordprocessingInk" xmlns:wne="http://schemas.microsoft.com/office/word/2006/wordml" xmlns:wps="http://schemas.microsoft.com/office/word/2010/wordprocessingShape" mc:Ignorable="w14 w15 w16se w16cid w16 w16cex w16sdtdh wp14">
+<w:document xmlns:wpc="http://schemas.microsoft.com/office/word/2010/wordprocessingCanvas" xmlns:cx="http://schemas.microsoft.com/office/drawing/2014/chartex" xmlns:cx1="http://schemas.microsoft.com/office/drawing/2015/9/8/chartex" xmlns:cx2="http://schemas.microsoft.com/office/drawing/2015/10/21/chartex" xmlns:cx3="http://schemas.microsoft.com/office/drawing/2016/5/9/chartex" xmlns:cx4="http://schemas.microsoft.com/office/drawing/2016/5/10/chartex" xmlns:cx5="http://schemas.microsoft.com/office/drawing/2016/5/11/chartex" xmlns:cx6="http://schemas.microsoft.com/office/drawing/2016/5/12/chartex" xmlns:cx7="http://schemas.microsoft.com/office/drawing/2016/5/13/chartex" xmlns:cx8="http://schemas.microsoft.com/office/drawing/2016/5/14/chartex" xmlns:mc="http://schemas.openxmlformats.org/markup-compatibility/2006" xmlns:aink="http://schemas.microsoft.com/office/drawing/2016/ink" xmlns:am3d="http://schemas.microsoft.com/office/drawing/2017/model3d" xmlns:o="urn:schemas-microsoft-com:office:office" xmlns:oel="http://schemas.microsoft.com/office/2019/extlst" xmlns:r="http://schemas.openxmlformats.org/officeDocument/2006/relationships" xmlns:m="http://schemas.openxmlformats.org/officeDocument/2006/math" xmlns:v="urn:schemas-microsoft-com:vml" xmlns:wp14="http://schemas.microsoft.com/office/word/2010/wordprocessingDrawing" xmlns:wp="http://schemas.openxmlformats.org/drawingml/2006/wordprocessingDrawing" xmlns:w10="urn:schemas-microsoft-com:office:word" xmlns:w="http://schemas.openxmlformats.org/wordprocessingml/2006/main" xmlns:w14="http://schemas.microsoft.com/office/word/2010/wordml" xmlns:w15="http://schemas.microsoft.com/office/word/2012/wordml" xmlns:w16cex="http://schemas.microsoft.com/office/word/2018/wordml/cex" xmlns:w16cid="http://schemas.microsoft.com/office/word/2016/wordml/cid" xmlns:w16="http://schemas.microsoft.com/office/word/2018/wordml" xmlns:w16du="http://schemas.microsoft.com/office/word/2023/wordml/word16du" xmlns:w16sdtdh="http://schemas.microsoft.com/office/word/2020/wordml/sdtdatahash" xmlns:w16sdtfl="http://schemas.microsoft.com/office/word/2024/wordml/sdtformatlock" xmlns:w16se="http://schemas.microsoft.com/office/word/2015/wordml/symex" xmlns:wpg="http://schemas.microsoft.com/office/word/2010/wordprocessingGroup" xmlns:wpi="http://schemas.microsoft.com/office/word/2010/wordprocessingInk" xmlns:wne="http://schemas.microsoft.com/office/word/2006/wordml" xmlns:wps="http://schemas.microsoft.com/office/word/2010/wordprocessingShape" mc:Ignorable="w14 w15 w16se w16cid w16 w16cex w16sdtdh w16sdtfl w16du wp14">
   <w:body>
     <w:p>
       <w:r>
@@ -168,7 +168,7 @@
     </w:p>
     <w:p>
       <w:r>
-        <w:t>Detta dokument behandlar höga naturvärden i avverkningsanmälan A 22922-2026 i Dals-Eds kommun. Denna avverkningsanmälan inkom 2026-05-18 13:01:24 och omfattar 13,6 ha.</w:t>
+        <w:t>Detta dokument behandlar höga naturvärden i avverkningsanmälan A 22922-2026 i Dals-Eds kommun som inkom 2026-05-18 och omfattar 13,6 ha.</w:t>
       </w:r>
     </w:p>
     <w:p>
@@ -191,12 +191,15 @@
     </w:p>
     <w:p>
       <w:r>
-        <w:t>I avverkningsanmälan har följande 3 naturvårdsarter hittats: raggbock (VU), vedskivlav (NT) och dropptaggsvamp (S). Av dessa är 2 rödlistade. För rödlistade arter har rödlistekategorin angivits inom parentes. Arter som är signalarter enligt Skogsstyrelsen har markerats med (S).</w:t>
+        <w:t>I och inom 20 meter från avverkningsanmälan har följande 4 naturvårdsarter hittats: raggbock (VU, T), dropptaggsvamp (NT, T), talltagel (NT, T) och vedskivlav (NT, T). Av dessa är 4 rödlistade. För rödlistade arter har rödlistekategorin angivits inom parentes. Typiska arter inom Natura 2000 som är kopplade till skogsekosystem har markerats med (T).</w:t>
       </w:r>
     </w:p>
     <w:p>
       <w:r>
-        <w:t>De påträffade naturvårdsarterna är ett tydligt kvitto på att detta rör sig om en skog med höga naturvärden. I Figur 1 visas en karta över det avverkningsanmälda området, där samtliga fyndplatser för naturvårdsarter som finns registrerade på Artportalen har markerats.</w:t>
+        <w:t>De påträffade naturvårdsarterna är ett tydligt kvitto på att det rör sig om en skog med höga naturvärden.</w:t>
+      </w:r>
+      <w:r>
+        <w:t xml:space="preserve"> I Figur 1 visas fyndplatser för naturvårdsarter i området, som finns registrerade på Artportalen.</w:t>
       </w:r>
     </w:p>
     <w:p>
@@ -206,7 +209,7 @@
       <w:r>
         <w:drawing>
           <wp:inline xmlns:a="http://schemas.openxmlformats.org/drawingml/2006/main" xmlns:pic="http://schemas.openxmlformats.org/drawingml/2006/picture">
-            <wp:extent cx="5486400" cy="6862825"/>
+            <wp:extent cx="4808412" cy="5688000"/>
             <wp:docPr id="1" name="Picture 1"/>
             <wp:cNvGraphicFramePr>
               <a:graphicFrameLocks noChangeAspect="1"/>
@@ -227,7 +230,7 @@
                   <pic:spPr>
                     <a:xfrm>
                       <a:off x="0" y="0"/>
-                      <a:ext cx="5486400" cy="6862825"/>
+                      <a:ext cx="4808412" cy="5688000"/>
                     </a:xfrm>
                     <a:prstGeom prst="rect"/>
                   </pic:spPr>
@@ -241,9 +244,10 @@
     <w:p>
       <w:pPr>
         <w:pStyle w:val="Caption"/>
+        <w:spacing w:after="240"/>
       </w:pPr>
       <w:r>
-        <w:t>Figur 1. Fyndplatser för naturvårdsarter i det avverkningsanmälda området (röd linje). Markörer utan svart kant är placerade på fyndplatsen. Markörer med svart kant är placerade vid sidan av fyndplatsen och har ett svart streck som visar fyndplatsens exakta position. Kartans mittpunktskoordinat är N 6556705, E 325047 i SWEREF 99 TM.</w:t>
+        <w:t>Figur 1. Fyndplatser för naturvårdsarter i och inom 20 meter från avverkningsanmälan (röd linje). Markörer utan svart kant är placerade på fyndplatsen. Markörer med svart kant är placerade vid sidan av fyndplatsen och har ett svart streck som visar fyndplatsens exakta position. Kartans mittpunktskoordinat är N 6556705, E 325047 i SWEREF 99 TM.</w:t>
       </w:r>
     </w:p>
     <w:p>
@@ -293,6 +297,26 @@
       </w:r>
       <w:r>
         <w:t xml:space="preserve"> (SLU Artdatabanken, 2024; Wikars, 2014; IUCN, 2010).</w:t>
+      </w:r>
+    </w:p>
+    <w:p>
+      <w:r>
+        <w:rPr>
+          <w:b/>
+        </w:rPr>
+        <w:t>Talltagel (NT)</w:t>
+      </w:r>
+      <w:r>
+        <w:t xml:space="preserve"> är en boreal art som förekommer på tall i äldre, öppna tallskogar. Den påverkas negativt av brist på kontinuitetsskog och minskningstakten bedöms vara nära gränsvärdet för Sårbar (VU). Talltagel är typisk art för </w:t>
+      </w:r>
+      <w:r>
+        <w:rPr>
+          <w:i/>
+        </w:rPr>
+        <w:t>9010 Taiga</w:t>
+      </w:r>
+      <w:r>
+        <w:t xml:space="preserve"> (SLU Artdatabanken, 2026).</w:t>
       </w:r>
     </w:p>
     <w:p>
@@ -405,7 +429,7 @@
         <w:rPr>
           <w:i/>
         </w:rPr>
-        <w:t>I det avverkningsanmälda skogsområdet har 3 naturvårdsarter varav 2 rödlistade arter sina livsmiljöer och växtplatser.</w:t>
+        <w:t>I det avverkningsanmälda skogsområdet har 4 naturvårdsarter varav 4 rödlistade arter sina livsmiljöer och växtplatser.</w:t>
       </w:r>
     </w:p>
     <w:p>
@@ -610,7 +634,7 @@
 </file>
 
 <file path=word/endnotes.xml><?xml version="1.0" encoding="utf-8"?>
-<w:endnotes xmlns:wpc="http://schemas.microsoft.com/office/word/2010/wordprocessingCanvas" xmlns:cx="http://schemas.microsoft.com/office/drawing/2014/chartex" xmlns:cx1="http://schemas.microsoft.com/office/drawing/2015/9/8/chartex" xmlns:cx2="http://schemas.microsoft.com/office/drawing/2015/10/21/chartex" xmlns:cx3="http://schemas.microsoft.com/office/drawing/2016/5/9/chartex" xmlns:cx4="http://schemas.microsoft.com/office/drawing/2016/5/10/chartex" xmlns:cx5="http://schemas.microsoft.com/office/drawing/2016/5/11/chartex" xmlns:cx6="http://schemas.microsoft.com/office/drawing/2016/5/12/chartex" xmlns:cx7="http://schemas.microsoft.com/office/drawing/2016/5/13/chartex" xmlns:cx8="http://schemas.microsoft.com/office/drawing/2016/5/14/chartex" xmlns:mc="http://schemas.openxmlformats.org/markup-compatibility/2006" xmlns:aink="http://schemas.microsoft.com/office/drawing/2016/ink" xmlns:am3d="http://schemas.microsoft.com/office/drawing/2017/model3d" xmlns:o="urn:schemas-microsoft-com:office:office" xmlns:oel="http://schemas.microsoft.com/office/2019/extlst" xmlns:r="http://schemas.openxmlformats.org/officeDocument/2006/relationships" xmlns:m="http://schemas.openxmlformats.org/officeDocument/2006/math" xmlns:v="urn:schemas-microsoft-com:vml" xmlns:wp14="http://schemas.microsoft.com/office/word/2010/wordprocessingDrawing" xmlns:wp="http://schemas.openxmlformats.org/drawingml/2006/wordprocessingDrawing" xmlns:w10="urn:schemas-microsoft-com:office:word" xmlns:w="http://schemas.openxmlformats.org/wordprocessingml/2006/main" xmlns:w14="http://schemas.microsoft.com/office/word/2010/wordml" xmlns:w15="http://schemas.microsoft.com/office/word/2012/wordml" xmlns:w16cex="http://schemas.microsoft.com/office/word/2018/wordml/cex" xmlns:w16cid="http://schemas.microsoft.com/office/word/2016/wordml/cid" xmlns:w16="http://schemas.microsoft.com/office/word/2018/wordml" xmlns:w16sdtdh="http://schemas.microsoft.com/office/word/2020/wordml/sdtdatahash" xmlns:w16se="http://schemas.microsoft.com/office/word/2015/wordml/symex" xmlns:wpg="http://schemas.microsoft.com/office/word/2010/wordprocessingGroup" xmlns:wpi="http://schemas.microsoft.com/office/word/2010/wordprocessingInk" xmlns:wne="http://schemas.microsoft.com/office/word/2006/wordml" xmlns:wps="http://schemas.microsoft.com/office/word/2010/wordprocessingShape" mc:Ignorable="w14 w15 w16se w16cid w16 w16cex w16sdtdh wp14">
+<w:endnotes xmlns:wpc="http://schemas.microsoft.com/office/word/2010/wordprocessingCanvas" xmlns:cx="http://schemas.microsoft.com/office/drawing/2014/chartex" xmlns:cx1="http://schemas.microsoft.com/office/drawing/2015/9/8/chartex" xmlns:cx2="http://schemas.microsoft.com/office/drawing/2015/10/21/chartex" xmlns:cx3="http://schemas.microsoft.com/office/drawing/2016/5/9/chartex" xmlns:cx4="http://schemas.microsoft.com/office/drawing/2016/5/10/chartex" xmlns:cx5="http://schemas.microsoft.com/office/drawing/2016/5/11/chartex" xmlns:cx6="http://schemas.microsoft.com/office/drawing/2016/5/12/chartex" xmlns:cx7="http://schemas.microsoft.com/office/drawing/2016/5/13/chartex" xmlns:cx8="http://schemas.microsoft.com/office/drawing/2016/5/14/chartex" xmlns:mc="http://schemas.openxmlformats.org/markup-compatibility/2006" xmlns:aink="http://schemas.microsoft.com/office/drawing/2016/ink" xmlns:am3d="http://schemas.microsoft.com/office/drawing/2017/model3d" xmlns:o="urn:schemas-microsoft-com:office:office" xmlns:oel="http://schemas.microsoft.com/office/2019/extlst" xmlns:r="http://schemas.openxmlformats.org/officeDocument/2006/relationships" xmlns:m="http://schemas.openxmlformats.org/officeDocument/2006/math" xmlns:v="urn:schemas-microsoft-com:vml" xmlns:wp14="http://schemas.microsoft.com/office/word/2010/wordprocessingDrawing" xmlns:wp="http://schemas.openxmlformats.org/drawingml/2006/wordprocessingDrawing" xmlns:w10="urn:schemas-microsoft-com:office:word" xmlns:w="http://schemas.openxmlformats.org/wordprocessingml/2006/main" xmlns:w14="http://schemas.microsoft.com/office/word/2010/wordml" xmlns:w15="http://schemas.microsoft.com/office/word/2012/wordml" xmlns:w16cex="http://schemas.microsoft.com/office/word/2018/wordml/cex" xmlns:w16cid="http://schemas.microsoft.com/office/word/2016/wordml/cid" xmlns:w16="http://schemas.microsoft.com/office/word/2018/wordml" xmlns:w16du="http://schemas.microsoft.com/office/word/2023/wordml/word16du" xmlns:w16sdtdh="http://schemas.microsoft.com/office/word/2020/wordml/sdtdatahash" xmlns:w16sdtfl="http://schemas.microsoft.com/office/word/2024/wordml/sdtformatlock" xmlns:w16se="http://schemas.microsoft.com/office/word/2015/wordml/symex" xmlns:wpg="http://schemas.microsoft.com/office/word/2010/wordprocessingGroup" xmlns:wpi="http://schemas.microsoft.com/office/word/2010/wordprocessingInk" xmlns:wne="http://schemas.microsoft.com/office/word/2006/wordml" xmlns:wps="http://schemas.microsoft.com/office/word/2010/wordprocessingShape" mc:Ignorable="w14 w15 w16se w16cid w16 w16cex w16sdtdh w16sdtfl w16du wp14">
   <w:endnote w:type="separator" w:id="-1">
     <w:p>
       <w:pPr>
@@ -635,7 +659,7 @@
 </file>
 
 <file path=word/footer1.xml><?xml version="1.0" encoding="utf-8"?>
-<w:ftr xmlns:wpc="http://schemas.microsoft.com/office/word/2010/wordprocessingCanvas" xmlns:cx="http://schemas.microsoft.com/office/drawing/2014/chartex" xmlns:cx1="http://schemas.microsoft.com/office/drawing/2015/9/8/chartex" xmlns:cx2="http://schemas.microsoft.com/office/drawing/2015/10/21/chartex" xmlns:cx3="http://schemas.microsoft.com/office/drawing/2016/5/9/chartex" xmlns:cx4="http://schemas.microsoft.com/office/drawing/2016/5/10/chartex" xmlns:cx5="http://schemas.microsoft.com/office/drawing/2016/5/11/chartex" xmlns:cx6="http://schemas.microsoft.com/office/drawing/2016/5/12/chartex" xmlns:cx7="http://schemas.microsoft.com/office/drawing/2016/5/13/chartex" xmlns:cx8="http://schemas.microsoft.com/office/drawing/2016/5/14/chartex" xmlns:mc="http://schemas.openxmlformats.org/markup-compatibility/2006" xmlns:aink="http://schemas.microsoft.com/office/drawing/2016/ink" xmlns:am3d="http://schemas.microsoft.com/office/drawing/2017/model3d" xmlns:o="urn:schemas-microsoft-com:office:office" xmlns:oel="http://schemas.microsoft.com/office/2019/extlst" xmlns:r="http://schemas.openxmlformats.org/officeDocument/2006/relationships" xmlns:m="http://schemas.openxmlformats.org/officeDocument/2006/math" xmlns:v="urn:schemas-microsoft-com:vml" xmlns:wp14="http://schemas.microsoft.com/office/word/2010/wordprocessingDrawing" xmlns:wp="http://schemas.openxmlformats.org/drawingml/2006/wordprocessingDrawing" xmlns:w10="urn:schemas-microsoft-com:office:word" xmlns:w="http://schemas.openxmlformats.org/wordprocessingml/2006/main" xmlns:w14="http://schemas.microsoft.com/office/word/2010/wordml" xmlns:w15="http://schemas.microsoft.com/office/word/2012/wordml" xmlns:w16cex="http://schemas.microsoft.com/office/word/2018/wordml/cex" xmlns:w16cid="http://schemas.microsoft.com/office/word/2016/wordml/cid" xmlns:w16="http://schemas.microsoft.com/office/word/2018/wordml" xmlns:w16sdtdh="http://schemas.microsoft.com/office/word/2020/wordml/sdtdatahash" xmlns:w16se="http://schemas.microsoft.com/office/word/2015/wordml/symex" xmlns:wpg="http://schemas.microsoft.com/office/word/2010/wordprocessingGroup" xmlns:wpi="http://schemas.microsoft.com/office/word/2010/wordprocessingInk" xmlns:wne="http://schemas.microsoft.com/office/word/2006/wordml" xmlns:wps="http://schemas.microsoft.com/office/word/2010/wordprocessingShape" mc:Ignorable="w14 w15 w16se w16cid w16 w16cex w16sdtdh wp14">
+<w:ftr xmlns:wpc="http://schemas.microsoft.com/office/word/2010/wordprocessingCanvas" xmlns:cx="http://schemas.microsoft.com/office/drawing/2014/chartex" xmlns:cx1="http://schemas.microsoft.com/office/drawing/2015/9/8/chartex" xmlns:cx2="http://schemas.microsoft.com/office/drawing/2015/10/21/chartex" xmlns:cx3="http://schemas.microsoft.com/office/drawing/2016/5/9/chartex" xmlns:cx4="http://schemas.microsoft.com/office/drawing/2016/5/10/chartex" xmlns:cx5="http://schemas.microsoft.com/office/drawing/2016/5/11/chartex" xmlns:cx6="http://schemas.microsoft.com/office/drawing/2016/5/12/chartex" xmlns:cx7="http://schemas.microsoft.com/office/drawing/2016/5/13/chartex" xmlns:cx8="http://schemas.microsoft.com/office/drawing/2016/5/14/chartex" xmlns:mc="http://schemas.openxmlformats.org/markup-compatibility/2006" xmlns:aink="http://schemas.microsoft.com/office/drawing/2016/ink" xmlns:am3d="http://schemas.microsoft.com/office/drawing/2017/model3d" xmlns:o="urn:schemas-microsoft-com:office:office" xmlns:oel="http://schemas.microsoft.com/office/2019/extlst" xmlns:r="http://schemas.openxmlformats.org/officeDocument/2006/relationships" xmlns:m="http://schemas.openxmlformats.org/officeDocument/2006/math" xmlns:v="urn:schemas-microsoft-com:vml" xmlns:wp14="http://schemas.microsoft.com/office/word/2010/wordprocessingDrawing" xmlns:wp="http://schemas.openxmlformats.org/drawingml/2006/wordprocessingDrawing" xmlns:w10="urn:schemas-microsoft-com:office:word" xmlns:w="http://schemas.openxmlformats.org/wordprocessingml/2006/main" xmlns:w14="http://schemas.microsoft.com/office/word/2010/wordml" xmlns:w15="http://schemas.microsoft.com/office/word/2012/wordml" xmlns:w16cex="http://schemas.microsoft.com/office/word/2018/wordml/cex" xmlns:w16cid="http://schemas.microsoft.com/office/word/2016/wordml/cid" xmlns:w16="http://schemas.microsoft.com/office/word/2018/wordml" xmlns:w16du="http://schemas.microsoft.com/office/word/2023/wordml/word16du" xmlns:w16sdtdh="http://schemas.microsoft.com/office/word/2020/wordml/sdtdatahash" xmlns:w16sdtfl="http://schemas.microsoft.com/office/word/2024/wordml/sdtformatlock" xmlns:w16se="http://schemas.microsoft.com/office/word/2015/wordml/symex" xmlns:wpg="http://schemas.microsoft.com/office/word/2010/wordprocessingGroup" xmlns:wpi="http://schemas.microsoft.com/office/word/2010/wordprocessingInk" xmlns:wne="http://schemas.microsoft.com/office/word/2006/wordml" xmlns:wps="http://schemas.microsoft.com/office/word/2010/wordprocessingShape" mc:Ignorable="w14 w15 w16se w16cid w16 w16cex w16sdtdh w16sdtfl w16du wp14">
   <w:p>
     <w:pPr>
       <w:pStyle w:val="Footer"/>
@@ -645,7 +669,7 @@
 </file>
 
 <file path=word/footer2.xml><?xml version="1.0" encoding="utf-8"?>
-<w:ftr xmlns:wpc="http://schemas.microsoft.com/office/word/2010/wordprocessingCanvas" xmlns:cx="http://schemas.microsoft.com/office/drawing/2014/chartex" xmlns:cx1="http://schemas.microsoft.com/office/drawing/2015/9/8/chartex" xmlns:cx2="http://schemas.microsoft.com/office/drawing/2015/10/21/chartex" xmlns:cx3="http://schemas.microsoft.com/office/drawing/2016/5/9/chartex" xmlns:cx4="http://schemas.microsoft.com/office/drawing/2016/5/10/chartex" xmlns:cx5="http://schemas.microsoft.com/office/drawing/2016/5/11/chartex" xmlns:cx6="http://schemas.microsoft.com/office/drawing/2016/5/12/chartex" xmlns:cx7="http://schemas.microsoft.com/office/drawing/2016/5/13/chartex" xmlns:cx8="http://schemas.microsoft.com/office/drawing/2016/5/14/chartex" xmlns:mc="http://schemas.openxmlformats.org/markup-compatibility/2006" xmlns:aink="http://schemas.microsoft.com/office/drawing/2016/ink" xmlns:am3d="http://schemas.microsoft.com/office/drawing/2017/model3d" xmlns:o="urn:schemas-microsoft-com:office:office" xmlns:oel="http://schemas.microsoft.com/office/2019/extlst" xmlns:r="http://schemas.openxmlformats.org/officeDocument/2006/relationships" xmlns:m="http://schemas.openxmlformats.org/officeDocument/2006/math" xmlns:v="urn:schemas-microsoft-com:vml" xmlns:wp14="http://schemas.microsoft.com/office/word/2010/wordprocessingDrawing" xmlns:wp="http://schemas.openxmlformats.org/drawingml/2006/wordprocessingDrawing" xmlns:w10="urn:schemas-microsoft-com:office:word" xmlns:w="http://schemas.openxmlformats.org/wordprocessingml/2006/main" xmlns:w14="http://schemas.microsoft.com/office/word/2010/wordml" xmlns:w15="http://schemas.microsoft.com/office/word/2012/wordml" xmlns:w16cex="http://schemas.microsoft.com/office/word/2018/wordml/cex" xmlns:w16cid="http://schemas.microsoft.com/office/word/2016/wordml/cid" xmlns:w16="http://schemas.microsoft.com/office/word/2018/wordml" xmlns:w16sdtdh="http://schemas.microsoft.com/office/word/2020/wordml/sdtdatahash" xmlns:w16se="http://schemas.microsoft.com/office/word/2015/wordml/symex" xmlns:wpg="http://schemas.microsoft.com/office/word/2010/wordprocessingGroup" xmlns:wpi="http://schemas.microsoft.com/office/word/2010/wordprocessingInk" xmlns:wne="http://schemas.microsoft.com/office/word/2006/wordml" xmlns:wps="http://schemas.microsoft.com/office/word/2010/wordprocessingShape" mc:Ignorable="w14 w15 w16se w16cid w16 w16cex w16sdtdh wp14">
+<w:ftr xmlns:wpc="http://schemas.microsoft.com/office/word/2010/wordprocessingCanvas" xmlns:cx="http://schemas.microsoft.com/office/drawing/2014/chartex" xmlns:cx1="http://schemas.microsoft.com/office/drawing/2015/9/8/chartex" xmlns:cx2="http://schemas.microsoft.com/office/drawing/2015/10/21/chartex" xmlns:cx3="http://schemas.microsoft.com/office/drawing/2016/5/9/chartex" xmlns:cx4="http://schemas.microsoft.com/office/drawing/2016/5/10/chartex" xmlns:cx5="http://schemas.microsoft.com/office/drawing/2016/5/11/chartex" xmlns:cx6="http://schemas.microsoft.com/office/drawing/2016/5/12/chartex" xmlns:cx7="http://schemas.microsoft.com/office/drawing/2016/5/13/chartex" xmlns:cx8="http://schemas.microsoft.com/office/drawing/2016/5/14/chartex" xmlns:mc="http://schemas.openxmlformats.org/markup-compatibility/2006" xmlns:aink="http://schemas.microsoft.com/office/drawing/2016/ink" xmlns:am3d="http://schemas.microsoft.com/office/drawing/2017/model3d" xmlns:o="urn:schemas-microsoft-com:office:office" xmlns:oel="http://schemas.microsoft.com/office/2019/extlst" xmlns:r="http://schemas.openxmlformats.org/officeDocument/2006/relationships" xmlns:m="http://schemas.openxmlformats.org/officeDocument/2006/math" xmlns:v="urn:schemas-microsoft-com:vml" xmlns:wp14="http://schemas.microsoft.com/office/word/2010/wordprocessingDrawing" xmlns:wp="http://schemas.openxmlformats.org/drawingml/2006/wordprocessingDrawing" xmlns:w10="urn:schemas-microsoft-com:office:word" xmlns:w="http://schemas.openxmlformats.org/wordprocessingml/2006/main" xmlns:w14="http://schemas.microsoft.com/office/word/2010/wordml" xmlns:w15="http://schemas.microsoft.com/office/word/2012/wordml" xmlns:w16cex="http://schemas.microsoft.com/office/word/2018/wordml/cex" xmlns:w16cid="http://schemas.microsoft.com/office/word/2016/wordml/cid" xmlns:w16="http://schemas.microsoft.com/office/word/2018/wordml" xmlns:w16du="http://schemas.microsoft.com/office/word/2023/wordml/word16du" xmlns:w16sdtdh="http://schemas.microsoft.com/office/word/2020/wordml/sdtdatahash" xmlns:w16sdtfl="http://schemas.microsoft.com/office/word/2024/wordml/sdtformatlock" xmlns:w16se="http://schemas.microsoft.com/office/word/2015/wordml/symex" xmlns:wpg="http://schemas.microsoft.com/office/word/2010/wordprocessingGroup" xmlns:wpi="http://schemas.microsoft.com/office/word/2010/wordprocessingInk" xmlns:wne="http://schemas.microsoft.com/office/word/2006/wordml" xmlns:wps="http://schemas.microsoft.com/office/word/2010/wordprocessingShape" mc:Ignorable="w14 w15 w16se w16cid w16 w16cex w16sdtdh w16sdtfl w16du wp14">
   <w:p>
     <w:pPr>
       <w:pStyle w:val="Footer"/>
@@ -655,7 +679,7 @@
 </file>
 
 <file path=word/footer3.xml><?xml version="1.0" encoding="utf-8"?>
-<w:ftr xmlns:wpc="http://schemas.microsoft.com/office/word/2010/wordprocessingCanvas" xmlns:cx="http://schemas.microsoft.com/office/drawing/2014/chartex" xmlns:cx1="http://schemas.microsoft.com/office/drawing/2015/9/8/chartex" xmlns:cx2="http://schemas.microsoft.com/office/drawing/2015/10/21/chartex" xmlns:cx3="http://schemas.microsoft.com/office/drawing/2016/5/9/chartex" xmlns:cx4="http://schemas.microsoft.com/office/drawing/2016/5/10/chartex" xmlns:cx5="http://schemas.microsoft.com/office/drawing/2016/5/11/chartex" xmlns:cx6="http://schemas.microsoft.com/office/drawing/2016/5/12/chartex" xmlns:cx7="http://schemas.microsoft.com/office/drawing/2016/5/13/chartex" xmlns:cx8="http://schemas.microsoft.com/office/drawing/2016/5/14/chartex" xmlns:mc="http://schemas.openxmlformats.org/markup-compatibility/2006" xmlns:aink="http://schemas.microsoft.com/office/drawing/2016/ink" xmlns:am3d="http://schemas.microsoft.com/office/drawing/2017/model3d" xmlns:o="urn:schemas-microsoft-com:office:office" xmlns:oel="http://schemas.microsoft.com/office/2019/extlst" xmlns:r="http://schemas.openxmlformats.org/officeDocument/2006/relationships" xmlns:m="http://schemas.openxmlformats.org/officeDocument/2006/math" xmlns:v="urn:schemas-microsoft-com:vml" xmlns:wp14="http://schemas.microsoft.com/office/word/2010/wordprocessingDrawing" xmlns:wp="http://schemas.openxmlformats.org/drawingml/2006/wordprocessingDrawing" xmlns:w10="urn:schemas-microsoft-com:office:word" xmlns:w="http://schemas.openxmlformats.org/wordprocessingml/2006/main" xmlns:w14="http://schemas.microsoft.com/office/word/2010/wordml" xmlns:w15="http://schemas.microsoft.com/office/word/2012/wordml" xmlns:w16cex="http://schemas.microsoft.com/office/word/2018/wordml/cex" xmlns:w16cid="http://schemas.microsoft.com/office/word/2016/wordml/cid" xmlns:w16="http://schemas.microsoft.com/office/word/2018/wordml" xmlns:w16sdtdh="http://schemas.microsoft.com/office/word/2020/wordml/sdtdatahash" xmlns:w16se="http://schemas.microsoft.com/office/word/2015/wordml/symex" xmlns:wpg="http://schemas.microsoft.com/office/word/2010/wordprocessingGroup" xmlns:wpi="http://schemas.microsoft.com/office/word/2010/wordprocessingInk" xmlns:wne="http://schemas.microsoft.com/office/word/2006/wordml" xmlns:wps="http://schemas.microsoft.com/office/word/2010/wordprocessingShape" mc:Ignorable="w14 w15 w16se w16cid w16 w16cex w16sdtdh wp14">
+<w:ftr xmlns:wpc="http://schemas.microsoft.com/office/word/2010/wordprocessingCanvas" xmlns:cx="http://schemas.microsoft.com/office/drawing/2014/chartex" xmlns:cx1="http://schemas.microsoft.com/office/drawing/2015/9/8/chartex" xmlns:cx2="http://schemas.microsoft.com/office/drawing/2015/10/21/chartex" xmlns:cx3="http://schemas.microsoft.com/office/drawing/2016/5/9/chartex" xmlns:cx4="http://schemas.microsoft.com/office/drawing/2016/5/10/chartex" xmlns:cx5="http://schemas.microsoft.com/office/drawing/2016/5/11/chartex" xmlns:cx6="http://schemas.microsoft.com/office/drawing/2016/5/12/chartex" xmlns:cx7="http://schemas.microsoft.com/office/drawing/2016/5/13/chartex" xmlns:cx8="http://schemas.microsoft.com/office/drawing/2016/5/14/chartex" xmlns:mc="http://schemas.openxmlformats.org/markup-compatibility/2006" xmlns:aink="http://schemas.microsoft.com/office/drawing/2016/ink" xmlns:am3d="http://schemas.microsoft.com/office/drawing/2017/model3d" xmlns:o="urn:schemas-microsoft-com:office:office" xmlns:oel="http://schemas.microsoft.com/office/2019/extlst" xmlns:r="http://schemas.openxmlformats.org/officeDocument/2006/relationships" xmlns:m="http://schemas.openxmlformats.org/officeDocument/2006/math" xmlns:v="urn:schemas-microsoft-com:vml" xmlns:wp14="http://schemas.microsoft.com/office/word/2010/wordprocessingDrawing" xmlns:wp="http://schemas.openxmlformats.org/drawingml/2006/wordprocessingDrawing" xmlns:w10="urn:schemas-microsoft-com:office:word" xmlns:w="http://schemas.openxmlformats.org/wordprocessingml/2006/main" xmlns:w14="http://schemas.microsoft.com/office/word/2010/wordml" xmlns:w15="http://schemas.microsoft.com/office/word/2012/wordml" xmlns:w16cex="http://schemas.microsoft.com/office/word/2018/wordml/cex" xmlns:w16cid="http://schemas.microsoft.com/office/word/2016/wordml/cid" xmlns:w16="http://schemas.microsoft.com/office/word/2018/wordml" xmlns:w16du="http://schemas.microsoft.com/office/word/2023/wordml/word16du" xmlns:w16sdtdh="http://schemas.microsoft.com/office/word/2020/wordml/sdtdatahash" xmlns:w16sdtfl="http://schemas.microsoft.com/office/word/2024/wordml/sdtformatlock" xmlns:w16se="http://schemas.microsoft.com/office/word/2015/wordml/symex" xmlns:wpg="http://schemas.microsoft.com/office/word/2010/wordprocessingGroup" xmlns:wpi="http://schemas.microsoft.com/office/word/2010/wordprocessingInk" xmlns:wne="http://schemas.microsoft.com/office/word/2006/wordml" xmlns:wps="http://schemas.microsoft.com/office/word/2010/wordprocessingShape" mc:Ignorable="w14 w15 w16se w16cid w16 w16cex w16sdtdh w16sdtfl w16du wp14">
   <w:p>
     <w:pPr>
       <w:pStyle w:val="Footer"/>
@@ -665,7 +689,7 @@
 </file>
 
 <file path=word/footnotes.xml><?xml version="1.0" encoding="utf-8"?>
-<w:footnotes xmlns:wpc="http://schemas.microsoft.com/office/word/2010/wordprocessingCanvas" xmlns:cx="http://schemas.microsoft.com/office/drawing/2014/chartex" xmlns:cx1="http://schemas.microsoft.com/office/drawing/2015/9/8/chartex" xmlns:cx2="http://schemas.microsoft.com/office/drawing/2015/10/21/chartex" xmlns:cx3="http://schemas.microsoft.com/office/drawing/2016/5/9/chartex" xmlns:cx4="http://schemas.microsoft.com/office/drawing/2016/5/10/chartex" xmlns:cx5="http://schemas.microsoft.com/office/drawing/2016/5/11/chartex" xmlns:cx6="http://schemas.microsoft.com/office/drawing/2016/5/12/chartex" xmlns:cx7="http://schemas.microsoft.com/office/drawing/2016/5/13/chartex" xmlns:cx8="http://schemas.microsoft.com/office/drawing/2016/5/14/chartex" xmlns:mc="http://schemas.openxmlformats.org/markup-compatibility/2006" xmlns:aink="http://schemas.microsoft.com/office/drawing/2016/ink" xmlns:am3d="http://schemas.microsoft.com/office/drawing/2017/model3d" xmlns:o="urn:schemas-microsoft-com:office:office" xmlns:oel="http://schemas.microsoft.com/office/2019/extlst" xmlns:r="http://schemas.openxmlformats.org/officeDocument/2006/relationships" xmlns:m="http://schemas.openxmlformats.org/officeDocument/2006/math" xmlns:v="urn:schemas-microsoft-com:vml" xmlns:wp14="http://schemas.microsoft.com/office/word/2010/wordprocessingDrawing" xmlns:wp="http://schemas.openxmlformats.org/drawingml/2006/wordprocessingDrawing" xmlns:w10="urn:schemas-microsoft-com:office:word" xmlns:w="http://schemas.openxmlformats.org/wordprocessingml/2006/main" xmlns:w14="http://schemas.microsoft.com/office/word/2010/wordml" xmlns:w15="http://schemas.microsoft.com/office/word/2012/wordml" xmlns:w16cex="http://schemas.microsoft.com/office/word/2018/wordml/cex" xmlns:w16cid="http://schemas.microsoft.com/office/word/2016/wordml/cid" xmlns:w16="http://schemas.microsoft.com/office/word/2018/wordml" xmlns:w16sdtdh="http://schemas.microsoft.com/office/word/2020/wordml/sdtdatahash" xmlns:w16se="http://schemas.microsoft.com/office/word/2015/wordml/symex" xmlns:wpg="http://schemas.microsoft.com/office/word/2010/wordprocessingGroup" xmlns:wpi="http://schemas.microsoft.com/office/word/2010/wordprocessingInk" xmlns:wne="http://schemas.microsoft.com/office/word/2006/wordml" xmlns:wps="http://schemas.microsoft.com/office/word/2010/wordprocessingShape" mc:Ignorable="w14 w15 w16se w16cid w16 w16cex w16sdtdh wp14">
+<w:footnotes xmlns:wpc="http://schemas.microsoft.com/office/word/2010/wordprocessingCanvas" xmlns:cx="http://schemas.microsoft.com/office/drawing/2014/chartex" xmlns:cx1="http://schemas.microsoft.com/office/drawing/2015/9/8/chartex" xmlns:cx2="http://schemas.microsoft.com/office/drawing/2015/10/21/chartex" xmlns:cx3="http://schemas.microsoft.com/office/drawing/2016/5/9/chartex" xmlns:cx4="http://schemas.microsoft.com/office/drawing/2016/5/10/chartex" xmlns:cx5="http://schemas.microsoft.com/office/drawing/2016/5/11/chartex" xmlns:cx6="http://schemas.microsoft.com/office/drawing/2016/5/12/chartex" xmlns:cx7="http://schemas.microsoft.com/office/drawing/2016/5/13/chartex" xmlns:cx8="http://schemas.microsoft.com/office/drawing/2016/5/14/chartex" xmlns:mc="http://schemas.openxmlformats.org/markup-compatibility/2006" xmlns:aink="http://schemas.microsoft.com/office/drawing/2016/ink" xmlns:am3d="http://schemas.microsoft.com/office/drawing/2017/model3d" xmlns:o="urn:schemas-microsoft-com:office:office" xmlns:oel="http://schemas.microsoft.com/office/2019/extlst" xmlns:r="http://schemas.openxmlformats.org/officeDocument/2006/relationships" xmlns:m="http://schemas.openxmlformats.org/officeDocument/2006/math" xmlns:v="urn:schemas-microsoft-com:vml" xmlns:wp14="http://schemas.microsoft.com/office/word/2010/wordprocessingDrawing" xmlns:wp="http://schemas.openxmlformats.org/drawingml/2006/wordprocessingDrawing" xmlns:w10="urn:schemas-microsoft-com:office:word" xmlns:w="http://schemas.openxmlformats.org/wordprocessingml/2006/main" xmlns:w14="http://schemas.microsoft.com/office/word/2010/wordml" xmlns:w15="http://schemas.microsoft.com/office/word/2012/wordml" xmlns:w16cex="http://schemas.microsoft.com/office/word/2018/wordml/cex" xmlns:w16cid="http://schemas.microsoft.com/office/word/2016/wordml/cid" xmlns:w16="http://schemas.microsoft.com/office/word/2018/wordml" xmlns:w16du="http://schemas.microsoft.com/office/word/2023/wordml/word16du" xmlns:w16sdtdh="http://schemas.microsoft.com/office/word/2020/wordml/sdtdatahash" xmlns:w16sdtfl="http://schemas.microsoft.com/office/word/2024/wordml/sdtformatlock" xmlns:w16se="http://schemas.microsoft.com/office/word/2015/wordml/symex" xmlns:wpg="http://schemas.microsoft.com/office/word/2010/wordprocessingGroup" xmlns:wpi="http://schemas.microsoft.com/office/word/2010/wordprocessingInk" xmlns:wne="http://schemas.microsoft.com/office/word/2006/wordml" xmlns:wps="http://schemas.microsoft.com/office/word/2010/wordprocessingShape" mc:Ignorable="w14 w15 w16se w16cid w16 w16cex w16sdtdh w16sdtfl w16du wp14">
   <w:footnote w:type="separator" w:id="-1">
     <w:p>
       <w:pPr>
@@ -690,7 +714,7 @@
 </file>
 
 <file path=word/header1.xml><?xml version="1.0" encoding="utf-8"?>
-<w:hdr xmlns:wpc="http://schemas.microsoft.com/office/word/2010/wordprocessingCanvas" xmlns:cx="http://schemas.microsoft.com/office/drawing/2014/chartex" xmlns:cx1="http://schemas.microsoft.com/office/drawing/2015/9/8/chartex" xmlns:cx2="http://schemas.microsoft.com/office/drawing/2015/10/21/chartex" xmlns:cx3="http://schemas.microsoft.com/office/drawing/2016/5/9/chartex" xmlns:cx4="http://schemas.microsoft.com/office/drawing/2016/5/10/chartex" xmlns:cx5="http://schemas.microsoft.com/office/drawing/2016/5/11/chartex" xmlns:cx6="http://schemas.microsoft.com/office/drawing/2016/5/12/chartex" xmlns:cx7="http://schemas.microsoft.com/office/drawing/2016/5/13/chartex" xmlns:cx8="http://schemas.microsoft.com/office/drawing/2016/5/14/chartex" xmlns:mc="http://schemas.openxmlformats.org/markup-compatibility/2006" xmlns:aink="http://schemas.microsoft.com/office/drawing/2016/ink" xmlns:am3d="http://schemas.microsoft.com/office/drawing/2017/model3d" xmlns:o="urn:schemas-microsoft-com:office:office" xmlns:oel="http://schemas.microsoft.com/office/2019/extlst" xmlns:r="http://schemas.openxmlformats.org/officeDocument/2006/relationships" xmlns:m="http://schemas.openxmlformats.org/officeDocument/2006/math" xmlns:v="urn:schemas-microsoft-com:vml" xmlns:wp14="http://schemas.microsoft.com/office/word/2010/wordprocessingDrawing" xmlns:wp="http://schemas.openxmlformats.org/drawingml/2006/wordprocessingDrawing" xmlns:w10="urn:schemas-microsoft-com:office:word" xmlns:w="http://schemas.openxmlformats.org/wordprocessingml/2006/main" xmlns:w14="http://schemas.microsoft.com/office/word/2010/wordml" xmlns:w15="http://schemas.microsoft.com/office/word/2012/wordml" xmlns:w16cex="http://schemas.microsoft.com/office/word/2018/wordml/cex" xmlns:w16cid="http://schemas.microsoft.com/office/word/2016/wordml/cid" xmlns:w16="http://schemas.microsoft.com/office/word/2018/wordml" xmlns:w16sdtdh="http://schemas.microsoft.com/office/word/2020/wordml/sdtdatahash" xmlns:w16se="http://schemas.microsoft.com/office/word/2015/wordml/symex" xmlns:wpg="http://schemas.microsoft.com/office/word/2010/wordprocessingGroup" xmlns:wpi="http://schemas.microsoft.com/office/word/2010/wordprocessingInk" xmlns:wne="http://schemas.microsoft.com/office/word/2006/wordml" xmlns:wps="http://schemas.microsoft.com/office/word/2010/wordprocessingShape" mc:Ignorable="w14 w15 w16se w16cid w16 w16cex w16sdtdh wp14">
+<w:hdr xmlns:wpc="http://schemas.microsoft.com/office/word/2010/wordprocessingCanvas" xmlns:cx="http://schemas.microsoft.com/office/drawing/2014/chartex" xmlns:cx1="http://schemas.microsoft.com/office/drawing/2015/9/8/chartex" xmlns:cx2="http://schemas.microsoft.com/office/drawing/2015/10/21/chartex" xmlns:cx3="http://schemas.microsoft.com/office/drawing/2016/5/9/chartex" xmlns:cx4="http://schemas.microsoft.com/office/drawing/2016/5/10/chartex" xmlns:cx5="http://schemas.microsoft.com/office/drawing/2016/5/11/chartex" xmlns:cx6="http://schemas.microsoft.com/office/drawing/2016/5/12/chartex" xmlns:cx7="http://schemas.microsoft.com/office/drawing/2016/5/13/chartex" xmlns:cx8="http://schemas.microsoft.com/office/drawing/2016/5/14/chartex" xmlns:mc="http://schemas.openxmlformats.org/markup-compatibility/2006" xmlns:aink="http://schemas.microsoft.com/office/drawing/2016/ink" xmlns:am3d="http://schemas.microsoft.com/office/drawing/2017/model3d" xmlns:o="urn:schemas-microsoft-com:office:office" xmlns:oel="http://schemas.microsoft.com/office/2019/extlst" xmlns:r="http://schemas.openxmlformats.org/officeDocument/2006/relationships" xmlns:m="http://schemas.openxmlformats.org/officeDocument/2006/math" xmlns:v="urn:schemas-microsoft-com:vml" xmlns:wp14="http://schemas.microsoft.com/office/word/2010/wordprocessingDrawing" xmlns:wp="http://schemas.openxmlformats.org/drawingml/2006/wordprocessingDrawing" xmlns:w10="urn:schemas-microsoft-com:office:word" xmlns:w="http://schemas.openxmlformats.org/wordprocessingml/2006/main" xmlns:w14="http://schemas.microsoft.com/office/word/2010/wordml" xmlns:w15="http://schemas.microsoft.com/office/word/2012/wordml" xmlns:w16cex="http://schemas.microsoft.com/office/word/2018/wordml/cex" xmlns:w16cid="http://schemas.microsoft.com/office/word/2016/wordml/cid" xmlns:w16="http://schemas.microsoft.com/office/word/2018/wordml" xmlns:w16du="http://schemas.microsoft.com/office/word/2023/wordml/word16du" xmlns:w16sdtdh="http://schemas.microsoft.com/office/word/2020/wordml/sdtdatahash" xmlns:w16sdtfl="http://schemas.microsoft.com/office/word/2024/wordml/sdtformatlock" xmlns:w16se="http://schemas.microsoft.com/office/word/2015/wordml/symex" xmlns:wpg="http://schemas.microsoft.com/office/word/2010/wordprocessingGroup" xmlns:wpi="http://schemas.microsoft.com/office/word/2010/wordprocessingInk" xmlns:wne="http://schemas.microsoft.com/office/word/2006/wordml" xmlns:wps="http://schemas.microsoft.com/office/word/2010/wordprocessingShape" mc:Ignorable="w14 w15 w16se w16cid w16 w16cex w16sdtdh w16sdtfl w16du wp14">
   <w:p>
     <w:pPr>
       <w:pStyle w:val="Header"/>
@@ -700,7 +724,7 @@
 </file>
 
 <file path=word/header2.xml><?xml version="1.0" encoding="utf-8"?>
-<w:hdr xmlns:wpc="http://schemas.microsoft.com/office/word/2010/wordprocessingCanvas" xmlns:cx="http://schemas.microsoft.com/office/drawing/2014/chartex" xmlns:cx1="http://schemas.microsoft.com/office/drawing/2015/9/8/chartex" xmlns:cx2="http://schemas.microsoft.com/office/drawing/2015/10/21/chartex" xmlns:cx3="http://schemas.microsoft.com/office/drawing/2016/5/9/chartex" xmlns:cx4="http://schemas.microsoft.com/office/drawing/2016/5/10/chartex" xmlns:cx5="http://schemas.microsoft.com/office/drawing/2016/5/11/chartex" xmlns:cx6="http://schemas.microsoft.com/office/drawing/2016/5/12/chartex" xmlns:cx7="http://schemas.microsoft.com/office/drawing/2016/5/13/chartex" xmlns:cx8="http://schemas.microsoft.com/office/drawing/2016/5/14/chartex" xmlns:mc="http://schemas.openxmlformats.org/markup-compatibility/2006" xmlns:aink="http://schemas.microsoft.com/office/drawing/2016/ink" xmlns:am3d="http://schemas.microsoft.com/office/drawing/2017/model3d" xmlns:o="urn:schemas-microsoft-com:office:office" xmlns:oel="http://schemas.microsoft.com/office/2019/extlst" xmlns:r="http://schemas.openxmlformats.org/officeDocument/2006/relationships" xmlns:m="http://schemas.openxmlformats.org/officeDocument/2006/math" xmlns:v="urn:schemas-microsoft-com:vml" xmlns:wp14="http://schemas.microsoft.com/office/word/2010/wordprocessingDrawing" xmlns:wp="http://schemas.openxmlformats.org/drawingml/2006/wordprocessingDrawing" xmlns:w10="urn:schemas-microsoft-com:office:word" xmlns:w="http://schemas.openxmlformats.org/wordprocessingml/2006/main" xmlns:w14="http://schemas.microsoft.com/office/word/2010/wordml" xmlns:w15="http://schemas.microsoft.com/office/word/2012/wordml" xmlns:w16cex="http://schemas.microsoft.com/office/word/2018/wordml/cex" xmlns:w16cid="http://schemas.microsoft.com/office/word/2016/wordml/cid" xmlns:w16="http://schemas.microsoft.com/office/word/2018/wordml" xmlns:w16sdtdh="http://schemas.microsoft.com/office/word/2020/wordml/sdtdatahash" xmlns:w16se="http://schemas.microsoft.com/office/word/2015/wordml/symex" xmlns:wpg="http://schemas.microsoft.com/office/word/2010/wordprocessingGroup" xmlns:wpi="http://schemas.microsoft.com/office/word/2010/wordprocessingInk" xmlns:wne="http://schemas.microsoft.com/office/word/2006/wordml" xmlns:wps="http://schemas.microsoft.com/office/word/2010/wordprocessingShape" mc:Ignorable="w14 w15 w16se w16cid w16 w16cex w16sdtdh wp14">
+<w:hdr xmlns:wpc="http://schemas.microsoft.com/office/word/2010/wordprocessingCanvas" xmlns:cx="http://schemas.microsoft.com/office/drawing/2014/chartex" xmlns:cx1="http://schemas.microsoft.com/office/drawing/2015/9/8/chartex" xmlns:cx2="http://schemas.microsoft.com/office/drawing/2015/10/21/chartex" xmlns:cx3="http://schemas.microsoft.com/office/drawing/2016/5/9/chartex" xmlns:cx4="http://schemas.microsoft.com/office/drawing/2016/5/10/chartex" xmlns:cx5="http://schemas.microsoft.com/office/drawing/2016/5/11/chartex" xmlns:cx6="http://schemas.microsoft.com/office/drawing/2016/5/12/chartex" xmlns:cx7="http://schemas.microsoft.com/office/drawing/2016/5/13/chartex" xmlns:cx8="http://schemas.microsoft.com/office/drawing/2016/5/14/chartex" xmlns:mc="http://schemas.openxmlformats.org/markup-compatibility/2006" xmlns:aink="http://schemas.microsoft.com/office/drawing/2016/ink" xmlns:am3d="http://schemas.microsoft.com/office/drawing/2017/model3d" xmlns:o="urn:schemas-microsoft-com:office:office" xmlns:oel="http://schemas.microsoft.com/office/2019/extlst" xmlns:r="http://schemas.openxmlformats.org/officeDocument/2006/relationships" xmlns:m="http://schemas.openxmlformats.org/officeDocument/2006/math" xmlns:v="urn:schemas-microsoft-com:vml" xmlns:wp14="http://schemas.microsoft.com/office/word/2010/wordprocessingDrawing" xmlns:wp="http://schemas.openxmlformats.org/drawingml/2006/wordprocessingDrawing" xmlns:w10="urn:schemas-microsoft-com:office:word" xmlns:w="http://schemas.openxmlformats.org/wordprocessingml/2006/main" xmlns:w14="http://schemas.microsoft.com/office/word/2010/wordml" xmlns:w15="http://schemas.microsoft.com/office/word/2012/wordml" xmlns:w16cex="http://schemas.microsoft.com/office/word/2018/wordml/cex" xmlns:w16cid="http://schemas.microsoft.com/office/word/2016/wordml/cid" xmlns:w16="http://schemas.microsoft.com/office/word/2018/wordml" xmlns:w16du="http://schemas.microsoft.com/office/word/2023/wordml/word16du" xmlns:w16sdtdh="http://schemas.microsoft.com/office/word/2020/wordml/sdtdatahash" xmlns:w16sdtfl="http://schemas.microsoft.com/office/word/2024/wordml/sdtformatlock" xmlns:w16se="http://schemas.microsoft.com/office/word/2015/wordml/symex" xmlns:wpg="http://schemas.microsoft.com/office/word/2010/wordprocessingGroup" xmlns:wpi="http://schemas.microsoft.com/office/word/2010/wordprocessingInk" xmlns:wne="http://schemas.microsoft.com/office/word/2006/wordml" xmlns:wps="http://schemas.microsoft.com/office/word/2010/wordprocessingShape" mc:Ignorable="w14 w15 w16se w16cid w16 w16cex w16sdtdh w16sdtfl w16du wp14">
   <w:p>
     <w:pPr>
       <w:pStyle w:val="Header"/>
@@ -711,7 +735,7 @@
 </file>
 
 <file path=word/header3.xml><?xml version="1.0" encoding="utf-8"?>
-<w:hdr xmlns:wpc="http://schemas.microsoft.com/office/word/2010/wordprocessingCanvas" xmlns:cx="http://schemas.microsoft.com/office/drawing/2014/chartex" xmlns:cx1="http://schemas.microsoft.com/office/drawing/2015/9/8/chartex" xmlns:cx2="http://schemas.microsoft.com/office/drawing/2015/10/21/chartex" xmlns:cx3="http://schemas.microsoft.com/office/drawing/2016/5/9/chartex" xmlns:cx4="http://schemas.microsoft.com/office/drawing/2016/5/10/chartex" xmlns:cx5="http://schemas.microsoft.com/office/drawing/2016/5/11/chartex" xmlns:cx6="http://schemas.microsoft.com/office/drawing/2016/5/12/chartex" xmlns:cx7="http://schemas.microsoft.com/office/drawing/2016/5/13/chartex" xmlns:cx8="http://schemas.microsoft.com/office/drawing/2016/5/14/chartex" xmlns:mc="http://schemas.openxmlformats.org/markup-compatibility/2006" xmlns:aink="http://schemas.microsoft.com/office/drawing/2016/ink" xmlns:am3d="http://schemas.microsoft.com/office/drawing/2017/model3d" xmlns:o="urn:schemas-microsoft-com:office:office" xmlns:oel="http://schemas.microsoft.com/office/2019/extlst" xmlns:r="http://schemas.openxmlformats.org/officeDocument/2006/relationships" xmlns:m="http://schemas.openxmlformats.org/officeDocument/2006/math" xmlns:v="urn:schemas-microsoft-com:vml" xmlns:wp14="http://schemas.microsoft.com/office/word/2010/wordprocessingDrawing" xmlns:wp="http://schemas.openxmlformats.org/drawingml/2006/wordprocessingDrawing" xmlns:w10="urn:schemas-microsoft-com:office:word" xmlns:w="http://schemas.openxmlformats.org/wordprocessingml/2006/main" xmlns:w14="http://schemas.microsoft.com/office/word/2010/wordml" xmlns:w15="http://schemas.microsoft.com/office/word/2012/wordml" xmlns:w16cex="http://schemas.microsoft.com/office/word/2018/wordml/cex" xmlns:w16cid="http://schemas.microsoft.com/office/word/2016/wordml/cid" xmlns:w16="http://schemas.microsoft.com/office/word/2018/wordml" xmlns:w16sdtdh="http://schemas.microsoft.com/office/word/2020/wordml/sdtdatahash" xmlns:w16se="http://schemas.microsoft.com/office/word/2015/wordml/symex" xmlns:wpg="http://schemas.microsoft.com/office/word/2010/wordprocessingGroup" xmlns:wpi="http://schemas.microsoft.com/office/word/2010/wordprocessingInk" xmlns:wne="http://schemas.microsoft.com/office/word/2006/wordml" xmlns:wps="http://schemas.microsoft.com/office/word/2010/wordprocessingShape" mc:Ignorable="w14 w15 w16se w16cid w16 w16cex w16sdtdh wp14">
+<w:hdr xmlns:wpc="http://schemas.microsoft.com/office/word/2010/wordprocessingCanvas" xmlns:cx="http://schemas.microsoft.com/office/drawing/2014/chartex" xmlns:cx1="http://schemas.microsoft.com/office/drawing/2015/9/8/chartex" xmlns:cx2="http://schemas.microsoft.com/office/drawing/2015/10/21/chartex" xmlns:cx3="http://schemas.microsoft.com/office/drawing/2016/5/9/chartex" xmlns:cx4="http://schemas.microsoft.com/office/drawing/2016/5/10/chartex" xmlns:cx5="http://schemas.microsoft.com/office/drawing/2016/5/11/chartex" xmlns:cx6="http://schemas.microsoft.com/office/drawing/2016/5/12/chartex" xmlns:cx7="http://schemas.microsoft.com/office/drawing/2016/5/13/chartex" xmlns:cx8="http://schemas.microsoft.com/office/drawing/2016/5/14/chartex" xmlns:mc="http://schemas.openxmlformats.org/markup-compatibility/2006" xmlns:aink="http://schemas.microsoft.com/office/drawing/2016/ink" xmlns:am3d="http://schemas.microsoft.com/office/drawing/2017/model3d" xmlns:o="urn:schemas-microsoft-com:office:office" xmlns:oel="http://schemas.microsoft.com/office/2019/extlst" xmlns:r="http://schemas.openxmlformats.org/officeDocument/2006/relationships" xmlns:m="http://schemas.openxmlformats.org/officeDocument/2006/math" xmlns:v="urn:schemas-microsoft-com:vml" xmlns:wp14="http://schemas.microsoft.com/office/word/2010/wordprocessingDrawing" xmlns:wp="http://schemas.openxmlformats.org/drawingml/2006/wordprocessingDrawing" xmlns:w10="urn:schemas-microsoft-com:office:word" xmlns:w="http://schemas.openxmlformats.org/wordprocessingml/2006/main" xmlns:w14="http://schemas.microsoft.com/office/word/2010/wordml" xmlns:w15="http://schemas.microsoft.com/office/word/2012/wordml" xmlns:w16cex="http://schemas.microsoft.com/office/word/2018/wordml/cex" xmlns:w16cid="http://schemas.microsoft.com/office/word/2016/wordml/cid" xmlns:w16="http://schemas.microsoft.com/office/word/2018/wordml" xmlns:w16du="http://schemas.microsoft.com/office/word/2023/wordml/word16du" xmlns:w16sdtdh="http://schemas.microsoft.com/office/word/2020/wordml/sdtdatahash" xmlns:w16sdtfl="http://schemas.microsoft.com/office/word/2024/wordml/sdtformatlock" xmlns:w16se="http://schemas.microsoft.com/office/word/2015/wordml/symex" xmlns:wpg="http://schemas.microsoft.com/office/word/2010/wordprocessingGroup" xmlns:wpi="http://schemas.microsoft.com/office/word/2010/wordprocessingInk" xmlns:wne="http://schemas.microsoft.com/office/word/2006/wordml" xmlns:wps="http://schemas.microsoft.com/office/word/2010/wordprocessingShape" mc:Ignorable="w14 w15 w16se w16cid w16 w16cex w16sdtdh w16sdtfl w16du wp14">
   <w:p>
     <w:pPr>
       <w:pStyle w:val="Header"/>
@@ -720,7 +744,7 @@
     <w:r>
       <w:tab/>
       <w:tab/>
-      <w:t>2026-06-17</w:t>
+      <w:t>2026-06-18</w:t>
       <w:br/>
       <w:br/>
     </w:r>
@@ -737,7 +761,7 @@
 </file>
 
 <file path=word/numbering.xml><?xml version="1.0" encoding="utf-8"?>
-<w:numbering xmlns:wpc="http://schemas.microsoft.com/office/word/2010/wordprocessingCanvas" xmlns:cx="http://schemas.microsoft.com/office/drawing/2014/chartex" xmlns:cx1="http://schemas.microsoft.com/office/drawing/2015/9/8/chartex" xmlns:cx2="http://schemas.microsoft.com/office/drawing/2015/10/21/chartex" xmlns:cx3="http://schemas.microsoft.com/office/drawing/2016/5/9/chartex" xmlns:cx4="http://schemas.microsoft.com/office/drawing/2016/5/10/chartex" xmlns:cx5="http://schemas.microsoft.com/office/drawing/2016/5/11/chartex" xmlns:cx6="http://schemas.microsoft.com/office/drawing/2016/5/12/chartex" xmlns:cx7="http://schemas.microsoft.com/office/drawing/2016/5/13/chartex" xmlns:cx8="http://schemas.microsoft.com/office/drawing/2016/5/14/chartex" xmlns:mc="http://schemas.openxmlformats.org/markup-compatibility/2006" xmlns:aink="http://schemas.microsoft.com/office/drawing/2016/ink" xmlns:am3d="http://schemas.microsoft.com/office/drawing/2017/model3d" xmlns:o="urn:schemas-microsoft-com:office:office" xmlns:oel="http://schemas.microsoft.com/office/2019/extlst" xmlns:r="http://schemas.openxmlformats.org/officeDocument/2006/relationships" xmlns:m="http://schemas.openxmlformats.org/officeDocument/2006/math" xmlns:v="urn:schemas-microsoft-com:vml" xmlns:wp14="http://schemas.microsoft.com/office/word/2010/wordprocessingDrawing" xmlns:wp="http://schemas.openxmlformats.org/drawingml/2006/wordprocessingDrawing" xmlns:w10="urn:schemas-microsoft-com:office:word" xmlns:w="http://schemas.openxmlformats.org/wordprocessingml/2006/main" xmlns:w14="http://schemas.microsoft.com/office/word/2010/wordml" xmlns:w15="http://schemas.microsoft.com/office/word/2012/wordml" xmlns:w16cex="http://schemas.microsoft.com/office/word/2018/wordml/cex" xmlns:w16cid="http://schemas.microsoft.com/office/word/2016/wordml/cid" xmlns:w16="http://schemas.microsoft.com/office/word/2018/wordml" xmlns:w16sdtdh="http://schemas.microsoft.com/office/word/2020/wordml/sdtdatahash" xmlns:w16se="http://schemas.microsoft.com/office/word/2015/wordml/symex" xmlns:wpg="http://schemas.microsoft.com/office/word/2010/wordprocessingGroup" xmlns:wpi="http://schemas.microsoft.com/office/word/2010/wordprocessingInk" xmlns:wne="http://schemas.microsoft.com/office/word/2006/wordml" xmlns:wps="http://schemas.microsoft.com/office/word/2010/wordprocessingShape" mc:Ignorable="w14 w15 w16se w16cid w16 w16cex w16sdtdh wp14">
+<w:numbering xmlns:wpc="http://schemas.microsoft.com/office/word/2010/wordprocessingCanvas" xmlns:cx="http://schemas.microsoft.com/office/drawing/2014/chartex" xmlns:cx1="http://schemas.microsoft.com/office/drawing/2015/9/8/chartex" xmlns:cx2="http://schemas.microsoft.com/office/drawing/2015/10/21/chartex" xmlns:cx3="http://schemas.microsoft.com/office/drawing/2016/5/9/chartex" xmlns:cx4="http://schemas.microsoft.com/office/drawing/2016/5/10/chartex" xmlns:cx5="http://schemas.microsoft.com/office/drawing/2016/5/11/chartex" xmlns:cx6="http://schemas.microsoft.com/office/drawing/2016/5/12/chartex" xmlns:cx7="http://schemas.microsoft.com/office/drawing/2016/5/13/chartex" xmlns:cx8="http://schemas.microsoft.com/office/drawing/2016/5/14/chartex" xmlns:mc="http://schemas.openxmlformats.org/markup-compatibility/2006" xmlns:aink="http://schemas.microsoft.com/office/drawing/2016/ink" xmlns:am3d="http://schemas.microsoft.com/office/drawing/2017/model3d" xmlns:o="urn:schemas-microsoft-com:office:office" xmlns:oel="http://schemas.microsoft.com/office/2019/extlst" xmlns:r="http://schemas.openxmlformats.org/officeDocument/2006/relationships" xmlns:m="http://schemas.openxmlformats.org/officeDocument/2006/math" xmlns:v="urn:schemas-microsoft-com:vml" xmlns:wp14="http://schemas.microsoft.com/office/word/2010/wordprocessingDrawing" xmlns:wp="http://schemas.openxmlformats.org/drawingml/2006/wordprocessingDrawing" xmlns:w10="urn:schemas-microsoft-com:office:word" xmlns:w="http://schemas.openxmlformats.org/wordprocessingml/2006/main" xmlns:w14="http://schemas.microsoft.com/office/word/2010/wordml" xmlns:w15="http://schemas.microsoft.com/office/word/2012/wordml" xmlns:w16cex="http://schemas.microsoft.com/office/word/2018/wordml/cex" xmlns:w16cid="http://schemas.microsoft.com/office/word/2016/wordml/cid" xmlns:w16="http://schemas.microsoft.com/office/word/2018/wordml" xmlns:w16du="http://schemas.microsoft.com/office/word/2023/wordml/word16du" xmlns:w16sdtdh="http://schemas.microsoft.com/office/word/2020/wordml/sdtdatahash" xmlns:w16sdtfl="http://schemas.microsoft.com/office/word/2024/wordml/sdtformatlock" xmlns:w16se="http://schemas.microsoft.com/office/word/2015/wordml/symex" xmlns:wpg="http://schemas.microsoft.com/office/word/2010/wordprocessingGroup" xmlns:wpi="http://schemas.microsoft.com/office/word/2010/wordprocessingInk" xmlns:wne="http://schemas.microsoft.com/office/word/2006/wordml" xmlns:wps="http://schemas.microsoft.com/office/word/2010/wordprocessingShape" mc:Ignorable="w14 w15 w16se w16cid w16 w16cex w16sdtdh w16sdtfl w16du wp14">
   <w:abstractNum w:abstractNumId="0" w15:restartNumberingAfterBreak="0">
     <w:nsid w:val="FFFFFF7C"/>
     <w:multiLevelType w:val="singleLevel"/>
@@ -940,7 +964,7 @@
 </file>
 
 <file path=word/styles.xml><?xml version="1.0" encoding="utf-8"?>
-<w:styles xmlns:mc="http://schemas.openxmlformats.org/markup-compatibility/2006" xmlns:r="http://schemas.openxmlformats.org/officeDocument/2006/relationships" xmlns:w="http://schemas.openxmlformats.org/wordprocessingml/2006/main" xmlns:w14="http://schemas.microsoft.com/office/word/2010/wordml" xmlns:w15="http://schemas.microsoft.com/office/word/2012/wordml" xmlns:w16cex="http://schemas.microsoft.com/office/word/2018/wordml/cex" xmlns:w16cid="http://schemas.microsoft.com/office/word/2016/wordml/cid" xmlns:w16="http://schemas.microsoft.com/office/word/2018/wordml" xmlns:w16sdtdh="http://schemas.microsoft.com/office/word/2020/wordml/sdtdatahash" xmlns:w16se="http://schemas.microsoft.com/office/word/2015/wordml/symex" mc:Ignorable="w14 w15 w16se w16cid w16 w16cex w16sdtdh">
+<w:styles xmlns:mc="http://schemas.openxmlformats.org/markup-compatibility/2006" xmlns:r="http://schemas.openxmlformats.org/officeDocument/2006/relationships" xmlns:w="http://schemas.openxmlformats.org/wordprocessingml/2006/main" xmlns:w14="http://schemas.microsoft.com/office/word/2010/wordml" xmlns:w15="http://schemas.microsoft.com/office/word/2012/wordml" xmlns:w16cex="http://schemas.microsoft.com/office/word/2018/wordml/cex" xmlns:w16cid="http://schemas.microsoft.com/office/word/2016/wordml/cid" xmlns:w16="http://schemas.microsoft.com/office/word/2018/wordml" xmlns:w16du="http://schemas.microsoft.com/office/word/2023/wordml/word16du" xmlns:w16sdtdh="http://schemas.microsoft.com/office/word/2020/wordml/sdtdatahash" xmlns:w16sdtfl="http://schemas.microsoft.com/office/word/2024/wordml/sdtformatlock" xmlns:w16se="http://schemas.microsoft.com/office/word/2015/wordml/symex" mc:Ignorable="w14 w15 w16se w16cid w16 w16cex w16sdtdh w16sdtfl w16du">
   <w:docDefaults>
     <w:rPrDefault>
       <w:rPr>
@@ -1698,7 +1722,7 @@
     <w:link w:val="TitleChar"/>
     <w:uiPriority w:val="10"/>
     <w:qFormat/>
-    <w:rsid w:val="007106C8"/>
+    <w:rsid w:val="00E854FA"/>
     <w:pPr>
       <w:spacing w:after="300" w:line="240" w:lineRule="auto"/>
       <w:contextualSpacing/>
@@ -1708,7 +1732,7 @@
       <w:rFonts w:eastAsiaTheme="majorEastAsia" w:cstheme="majorBidi"/>
       <w:spacing w:val="5"/>
       <w:kern w:val="28"/>
-      <w:sz w:val="52"/>
+      <w:sz w:val="40"/>
       <w:szCs w:val="52"/>
       <w:lang w:val="sv-SE" w:eastAsia="en-US" w:bidi="ar-SA"/>
     </w:rPr>
@@ -1718,12 +1742,12 @@
     <w:basedOn w:val="DefaultParagraphFont"/>
     <w:link w:val="Title"/>
     <w:uiPriority w:val="10"/>
-    <w:rsid w:val="007106C8"/>
+    <w:rsid w:val="00E854FA"/>
     <w:rPr>
       <w:rFonts w:ascii="Times New Roman" w:eastAsiaTheme="majorEastAsia" w:hAnsi="Times New Roman" w:cstheme="majorBidi"/>
       <w:spacing w:val="5"/>
       <w:kern w:val="28"/>
-      <w:sz w:val="52"/>
+      <w:sz w:val="40"/>
       <w:szCs w:val="52"/>
       <w:lang w:val="sv-SE" w:eastAsia="en-US" w:bidi="ar-SA"/>
     </w:rPr>

--- a/klagomål/A 22922-2026 FSC-klagomål.docx
+++ b/klagomål/A 22922-2026 FSC-klagomål.docx
@@ -744,7 +744,7 @@
     <w:r>
       <w:tab/>
       <w:tab/>
-      <w:t>2026-06-18</w:t>
+      <w:t>2026-06-19</w:t>
       <w:br/>
       <w:br/>
     </w:r>

--- a/klagomål/A 22922-2026 FSC-klagomål.docx
+++ b/klagomål/A 22922-2026 FSC-klagomål.docx
@@ -191,7 +191,7 @@
     </w:p>
     <w:p>
       <w:r>
-        <w:t>I och inom 20 meter från avverkningsanmälan har följande 4 naturvårdsarter hittats: raggbock (VU, T), dropptaggsvamp (NT, T), talltagel (NT, T) och vedskivlav (NT, T). Av dessa är 4 rödlistade. För rödlistade arter har rödlistekategorin angivits inom parentes. Typiska arter inom Natura 2000 som är kopplade till skogsekosystem har markerats med (T).</w:t>
+        <w:t>I och inom 25 meter från avverkningsanmälan har följande 6 naturvårdsarter hittats: raggbock (VU, T), dropptaggsvamp (NT, T), talltagel (NT, T), vedskivlav (NT, T), vedtrappmossa (NT, T) och bronshjon (S, T). Av dessa är 5 rödlistade. För rödlistade arter har rödlistekategorin angivits inom parentes. Arter som är signalarter enligt Skogsstyrelsen har markerats med (S). Typiska arter inom Natura 2000 som är kopplade till skogsekosystem har markerats med (T).</w:t>
       </w:r>
     </w:p>
     <w:p>
@@ -247,7 +247,27 @@
         <w:spacing w:after="240"/>
       </w:pPr>
       <w:r>
-        <w:t>Figur 1. Fyndplatser för naturvårdsarter i och inom 20 meter från avverkningsanmälan (röd linje). Markörer utan svart kant är placerade på fyndplatsen. Markörer med svart kant är placerade vid sidan av fyndplatsen och har ett svart streck som visar fyndplatsens exakta position. Kartans mittpunktskoordinat är N 6556705, E 325047 i SWEREF 99 TM.</w:t>
+        <w:t>Figur 1. Fyndplatser för naturvårdsarter i och inom 25 meter från avverkningsanmälan (röd linje). Markörer utan svart kant är placerade på fyndplatsen. Markörer med svart kant är placerade vid sidan av fyndplatsen och har ett svart streck som visar fyndplatsens exakta position. Kartans mittpunktskoordinat är N 6556705, E 325047 i SWEREF 99 TM.</w:t>
+      </w:r>
+    </w:p>
+    <w:p>
+      <w:r>
+        <w:rPr>
+          <w:b/>
+        </w:rPr>
+        <w:t>Bronshjon</w:t>
+      </w:r>
+      <w:r>
+        <w:t xml:space="preserve"> är en skalbagge vars larvutveckling sker under grov bark på stammar av döda eller döende barrträd, främst gran, i mindre omfattning tall. Arten är knuten till äldre, naturskogslik granskog med inslag av torkande träd. Bronshjon är typisk art för </w:t>
+      </w:r>
+      <w:r>
+        <w:rPr>
+          <w:i/>
+        </w:rPr>
+        <w:t>9010 Taiga</w:t>
+      </w:r>
+      <w:r>
+        <w:t xml:space="preserve"> (SLU Artdatabanken, 2025).</w:t>
       </w:r>
     </w:p>
     <w:p>
@@ -328,6 +348,26 @@
       </w:r>
       <w:r>
         <w:t xml:space="preserve"> växer på gammal, torr, exponerad, hård kärnved av framförallt tall i naturskogsartade bestånd. Avverkning av tallskog av naturskogskaraktär med spår av återkommande bränder är ett hot. Mängden lämplig ved att växa på för vedskivlav minskar, dels på grund av naturlig nedbrytning men framförallt på grund av att de förstörs i samband med slutavverkningar, gallringar och markberedning. Tall- och blandbarrskogar av naturskogskaraktär med spår av återkommande bränder bör skyddas. Vedskivlav är typisk art för </w:t>
+      </w:r>
+      <w:r>
+        <w:rPr>
+          <w:i/>
+        </w:rPr>
+        <w:t>9010 Taiga</w:t>
+      </w:r>
+      <w:r>
+        <w:t xml:space="preserve"> (SLU Artdatabanken, 2024).</w:t>
+      </w:r>
+    </w:p>
+    <w:p>
+      <w:r>
+        <w:rPr>
+          <w:b/>
+        </w:rPr>
+        <w:t xml:space="preserve">Vedtrappmossa (NT) </w:t>
+      </w:r>
+      <w:r>
+        <w:t xml:space="preserve">växer på död ved, främst i gammal granskog. Den förekommer knappast alls i fjällnära barrskogar utan finns i skogslandskapet nedom fjällen och framför allt i landets södra delar är den en mycket bra signalart för barrnaturskog med höga naturvärden. Skogsavverkning och brist på grov död ved i skogen är de allvarligaste hoten och den överlever inte kalhyggesbruk. Lokaler med sluten granskog, tillräckligt stora för att säkerställa ett kontinuerligt tillskott på grova lågor, bör undantas från storskaligt skogsbruk. Vedtrappmossa är typisk art för </w:t>
       </w:r>
       <w:r>
         <w:rPr>
@@ -429,7 +469,7 @@
         <w:rPr>
           <w:i/>
         </w:rPr>
-        <w:t>I det avverkningsanmälda skogsområdet har 4 naturvårdsarter varav 4 rödlistade arter sina livsmiljöer och växtplatser.</w:t>
+        <w:t>I det avverkningsanmälda skogsområdet har 6 naturvårdsarter varav 5 rödlistade arter sina livsmiljöer och växtplatser.</w:t>
       </w:r>
     </w:p>
     <w:p>
@@ -744,7 +784,7 @@
     <w:r>
       <w:tab/>
       <w:tab/>
-      <w:t>2026-06-19</w:t>
+      <w:t>2026-06-20</w:t>
       <w:br/>
       <w:br/>
     </w:r>

--- a/klagomål/A 22922-2026 FSC-klagomål.docx
+++ b/klagomål/A 22922-2026 FSC-klagomål.docx
@@ -168,38 +168,7 @@
     </w:p>
     <w:p>
       <w:r>
-        <w:t>Detta dokument behandlar höga naturvärden i avverkningsanmälan A 22922-2026 i Dals-Eds kommun som inkom 2026-05-18 och omfattar 13,6 ha.</w:t>
-      </w:r>
-    </w:p>
-    <w:p>
-      <w:r>
-        <w:t>Nedan presenteras fynd av naturvårdsarter som gjorts i det avverkningsanmälda området, samt relevanta utdrag ur standarderna för FSC, Chain of Custody, Controlled Wood och PEFC.</w:t>
-      </w:r>
-    </w:p>
-    <w:p>
-      <w:r>
-        <w:t>Vi förväntar oss att ni återkommer med ett skriftligt svar på vårt klagomål och även beskriver vilka korrigerande åtgärder ni satt in för att rätta till identifierade brister i er efterlevnad av den svenska FSC standarden.</w:t>
-      </w:r>
-    </w:p>
-    <w:p>
-      <w:pPr>
-        <w:pStyle w:val="Heading1"/>
-      </w:pPr>
-      <w:r>
-        <w:t>Naturvårdsarter</w:t>
-      </w:r>
-    </w:p>
-    <w:p>
-      <w:r>
-        <w:t>I och inom 25 meter från avverkningsanmälan har följande 6 naturvårdsarter hittats: raggbock (VU, T), dropptaggsvamp (NT, T), talltagel (NT, T), vedskivlav (NT, T), vedtrappmossa (NT, T) och bronshjon (S, T). Av dessa är 5 rödlistade. För rödlistade arter har rödlistekategorin angivits inom parentes. Arter som är signalarter enligt Skogsstyrelsen har markerats med (S). Typiska arter inom Natura 2000 som är kopplade till skogsekosystem har markerats med (T).</w:t>
-      </w:r>
-    </w:p>
-    <w:p>
-      <w:r>
-        <w:t>De påträffade naturvårdsarterna är ett tydligt kvitto på att det rör sig om en skog med höga naturvärden.</w:t>
-      </w:r>
-      <w:r>
-        <w:t xml:space="preserve"> I Figur 1 visas fyndplatser för naturvårdsarter i området, som finns registrerade på Artportalen.</w:t>
+        <w:t>Detta klagomål behandlar höga naturvärden i avverkningsanmälan A 22922-2026 i Dals-Eds kommun som inkom 2026-05-18 och omfattar 13,6 ha.</w:t>
       </w:r>
     </w:p>
     <w:p>
@@ -209,7 +178,7 @@
       <w:r>
         <w:drawing>
           <wp:inline xmlns:a="http://schemas.openxmlformats.org/drawingml/2006/main" xmlns:pic="http://schemas.openxmlformats.org/drawingml/2006/picture">
-            <wp:extent cx="4808412" cy="5688000"/>
+            <wp:extent cx="4838845" cy="5724000"/>
             <wp:docPr id="1" name="Picture 1"/>
             <wp:cNvGraphicFramePr>
               <a:graphicFrameLocks noChangeAspect="1"/>
@@ -230,7 +199,7 @@
                   <pic:spPr>
                     <a:xfrm>
                       <a:off x="0" y="0"/>
-                      <a:ext cx="4808412" cy="5688000"/>
+                      <a:ext cx="4838845" cy="5724000"/>
                     </a:xfrm>
                     <a:prstGeom prst="rect"/>
                   </pic:spPr>
@@ -247,47 +216,35 @@
         <w:spacing w:after="240"/>
       </w:pPr>
       <w:r>
-        <w:t>Figur 1. Fyndplatser för naturvårdsarter i och inom 25 meter från avverkningsanmälan (röd linje). Markörer utan svart kant är placerade på fyndplatsen. Markörer med svart kant är placerade vid sidan av fyndplatsen och har ett svart streck som visar fyndplatsens exakta position. Kartans mittpunktskoordinat är N 6556705, E 325047 i SWEREF 99 TM.</w:t>
+        <w:t>Figur 1. Fyndplatser för naturvårdsarter i och inom 25 meter från avverkningsanmälan. Markörer utan svart kant är placerade på fyndplatsen. Markörer med svart kant är placerade vid sidan av fyndplatsen har ett svart streck som visar fyndplatsens exakta position. Kartans mittpunktskoordinat är N 6556705, E 325047 i SWEREF 99 TM.</w:t>
       </w:r>
     </w:p>
     <w:p>
       <w:r>
-        <w:rPr>
-          <w:b/>
-        </w:rPr>
-        <w:t>Bronshjon</w:t>
-      </w:r>
-      <w:r>
-        <w:t xml:space="preserve"> är en skalbagge vars larvutveckling sker under grov bark på stammar av döda eller döende barrträd, främst gran, i mindre omfattning tall. Arten är knuten till äldre, naturskogslik granskog med inslag av torkande träd. Bronshjon är typisk art för </w:t>
-      </w:r>
-      <w:r>
-        <w:rPr>
-          <w:i/>
-        </w:rPr>
-        <w:t>9010 Taiga</w:t>
-      </w:r>
-      <w:r>
-        <w:t xml:space="preserve"> (SLU Artdatabanken, 2025).</w:t>
+        <w:t>I och inom 25 meter från avverkningsanmälan finns fynd av 6 naturvårdsarter, varav 5 är rödlistade, 6 är typiska (T) och 1 är signalart (S): raggbock (VU, T), dropptaggsvamp (NT, T), talltagel (NT, T), vedskivlav (NT, T), vedtrappmossa (NT, T) och bronshjon (S, T). Se Figur 1.</w:t>
       </w:r>
     </w:p>
     <w:p>
       <w:r>
-        <w:rPr>
-          <w:b/>
-        </w:rPr>
-        <w:t>Dropptaggsvamp (NT)</w:t>
+        <w:t>Nedan presenteras relevanta utdrag ur standarderna för FSC, Chain of Custody, Controlled Wood och PEFC.</w:t>
       </w:r>
+    </w:p>
+    <w:p>
       <w:r>
-        <w:t xml:space="preserve"> bildar mykorrhiza med tall, främst i barrskog med trädkontinuitet, i magra, torra och ljusöppna lavtallskogar och i barrblandskogar med friskmossor och lingon i fältskiktet. Den totala populationen i landet har minskat och bedöms fortsätta minska till följd av slutavverkningar av tallskog. Det är högst oklart om arten långsiktigt kan etablera och reproducera sig i skogsbestånd som brukas med trakthyggesmetoder, markberedning, gödsling eller föryngring med förädlat plantmaterial. Uppfyller kriterierna för att bli rödlistad på grund av ny kunskap som visar att en större andel av populationen än tidigare bedömt är knuten till kontinuitetsbarrskog. Minskningstakten för den svenska populationen bedöms vara nära gränsvärdet för Sårbar (VU). Dropptaggsvamp är typisk art för </w:t>
+        <w:t>Vi förväntar oss att ni återkommer med ett skriftligt svar på vårt klagomål och även beskriver vilka korrigerande åtgärder ni satt in för att rätta till identifierade brister i er efterlevnad av den svenska FSC standarden.</w:t>
       </w:r>
+    </w:p>
+    <w:p>
+      <w:pPr>
+        <w:pStyle w:val="Heading1"/>
+      </w:pPr>
       <w:r>
-        <w:rPr>
-          <w:i/>
-        </w:rPr>
-        <w:t xml:space="preserve">9010 Taiga </w:t>
+        <w:t>Naturvårdsarter och fridlysta arter</w:t>
       </w:r>
+    </w:p>
+    <w:p>
       <w:r>
-        <w:t>(SLU Artdatabanken, 2026).</w:t>
+        <w:t>Nedan följer beskrivningar av de naturvårdsarter och fridlysta arter som har sina livsmiljöer och växtplatser i den avverkningsanmälda skogen. De påträffade naturvårdsarterna är ett tydligt kvitto på att det rör sig om en skog med höga naturvärden.</w:t>
       </w:r>
     </w:p>
     <w:p>
@@ -317,6 +274,26 @@
       </w:r>
       <w:r>
         <w:t xml:space="preserve"> (SLU Artdatabanken, 2024; Wikars, 2014; IUCN, 2010).</w:t>
+      </w:r>
+    </w:p>
+    <w:p>
+      <w:r>
+        <w:rPr>
+          <w:b/>
+        </w:rPr>
+        <w:t>Dropptaggsvamp (NT)</w:t>
+      </w:r>
+      <w:r>
+        <w:t xml:space="preserve"> bildar mykorrhiza med tall, främst i barrskog med trädkontinuitet, i magra, torra och ljusöppna lavtallskogar och i barrblandskogar med friskmossor och lingon i fältskiktet. Den totala populationen i landet har minskat och bedöms fortsätta minska till följd av slutavverkningar av tallskog. Det är högst oklart om arten långsiktigt kan etablera och reproducera sig i skogsbestånd som brukas med trakthyggesmetoder, markberedning, gödsling eller föryngring med förädlat plantmaterial. Uppfyller kriterierna för att bli rödlistad på grund av ny kunskap som visar att en större andel av populationen än tidigare bedömt är knuten till kontinuitetsbarrskog. Minskningstakten för den svenska populationen bedöms vara nära gränsvärdet för Sårbar (VU). Dropptaggsvamp är typisk art för </w:t>
+      </w:r>
+      <w:r>
+        <w:rPr>
+          <w:i/>
+        </w:rPr>
+        <w:t xml:space="preserve">9010 Taiga </w:t>
+      </w:r>
+      <w:r>
+        <w:t>(SLU Artdatabanken, 2026).</w:t>
       </w:r>
     </w:p>
     <w:p>
@@ -377,6 +354,26 @@
       </w:r>
       <w:r>
         <w:t xml:space="preserve"> (SLU Artdatabanken, 2024).</w:t>
+      </w:r>
+    </w:p>
+    <w:p>
+      <w:r>
+        <w:rPr>
+          <w:b/>
+        </w:rPr>
+        <w:t>Bronshjon</w:t>
+      </w:r>
+      <w:r>
+        <w:t xml:space="preserve"> är en skalbagge vars larvutveckling sker under grov bark på stammar av döda eller döende barrträd, främst gran, i mindre omfattning tall. Arten är knuten till äldre, naturskogslik granskog med inslag av torkande träd. Bronshjon är typisk art för </w:t>
+      </w:r>
+      <w:r>
+        <w:rPr>
+          <w:i/>
+        </w:rPr>
+        <w:t>9010 Taiga</w:t>
+      </w:r>
+      <w:r>
+        <w:t xml:space="preserve"> (SLU Artdatabanken, 2025).</w:t>
       </w:r>
     </w:p>
     <w:p>
@@ -784,7 +781,7 @@
     <w:r>
       <w:tab/>
       <w:tab/>
-      <w:t>2026-06-20</w:t>
+      <w:t>2026-06-21</w:t>
       <w:br/>
       <w:br/>
     </w:r>

--- a/klagomål/A 22922-2026 FSC-klagomål.docx
+++ b/klagomål/A 22922-2026 FSC-klagomål.docx
@@ -781,7 +781,7 @@
     <w:r>
       <w:tab/>
       <w:tab/>
-      <w:t>2026-06-21</w:t>
+      <w:t>2026-06-22</w:t>
       <w:br/>
       <w:br/>
     </w:r>

--- a/klagomål/A 22922-2026 FSC-klagomål.docx
+++ b/klagomål/A 22922-2026 FSC-klagomål.docx
@@ -781,7 +781,7 @@
     <w:r>
       <w:tab/>
       <w:tab/>
-      <w:t>2026-06-22</w:t>
+      <w:t>2026-06-23</w:t>
       <w:br/>
       <w:br/>
     </w:r>

--- a/klagomål/A 22922-2026 FSC-klagomål.docx
+++ b/klagomål/A 22922-2026 FSC-klagomål.docx
@@ -781,7 +781,7 @@
     <w:r>
       <w:tab/>
       <w:tab/>
-      <w:t>2026-06-23</w:t>
+      <w:t>2026-06-24</w:t>
       <w:br/>
       <w:br/>
     </w:r>

--- a/klagomål/A 22922-2026 FSC-klagomål.docx
+++ b/klagomål/A 22922-2026 FSC-klagomål.docx
@@ -781,7 +781,7 @@
     <w:r>
       <w:tab/>
       <w:tab/>
-      <w:t>2026-06-24</w:t>
+      <w:t>2026-06-25</w:t>
       <w:br/>
       <w:br/>
     </w:r>

--- a/klagomål/A 22922-2026 FSC-klagomål.docx
+++ b/klagomål/A 22922-2026 FSC-klagomål.docx
@@ -781,7 +781,7 @@
     <w:r>
       <w:tab/>
       <w:tab/>
-      <w:t>2026-06-25</w:t>
+      <w:t>2026-06-26</w:t>
       <w:br/>
       <w:br/>
     </w:r>

--- a/klagomål/A 22922-2026 FSC-klagomål.docx
+++ b/klagomål/A 22922-2026 FSC-klagomål.docx
@@ -781,7 +781,7 @@
     <w:r>
       <w:tab/>
       <w:tab/>
-      <w:t>2026-06-26</w:t>
+      <w:t>2026-06-27</w:t>
       <w:br/>
       <w:br/>
     </w:r>

--- a/klagomål/A 22922-2026 FSC-klagomål.docx
+++ b/klagomål/A 22922-2026 FSC-klagomål.docx
@@ -781,7 +781,7 @@
     <w:r>
       <w:tab/>
       <w:tab/>
-      <w:t>2026-06-27</w:t>
+      <w:t>2026-06-28</w:t>
       <w:br/>
       <w:br/>
     </w:r>

--- a/klagomål/A 22922-2026 FSC-klagomål.docx
+++ b/klagomål/A 22922-2026 FSC-klagomål.docx
@@ -781,7 +781,7 @@
     <w:r>
       <w:tab/>
       <w:tab/>
-      <w:t>2026-06-28</w:t>
+      <w:t>2026-06-29</w:t>
       <w:br/>
       <w:br/>
     </w:r>

--- a/klagomål/A 22922-2026 FSC-klagomål.docx
+++ b/klagomål/A 22922-2026 FSC-klagomål.docx
@@ -781,7 +781,7 @@
     <w:r>
       <w:tab/>
       <w:tab/>
-      <w:t>2026-06-29</w:t>
+      <w:t>2026-06-30</w:t>
       <w:br/>
       <w:br/>
     </w:r>

--- a/klagomål/A 22922-2026 FSC-klagomål.docx
+++ b/klagomål/A 22922-2026 FSC-klagomål.docx
@@ -781,7 +781,7 @@
     <w:r>
       <w:tab/>
       <w:tab/>
-      <w:t>2026-06-30</w:t>
+      <w:t>2026-07-01</w:t>
       <w:br/>
       <w:br/>
     </w:r>

--- a/klagomål/A 22922-2026 FSC-klagomål.docx
+++ b/klagomål/A 22922-2026 FSC-klagomål.docx
@@ -781,7 +781,7 @@
     <w:r>
       <w:tab/>
       <w:tab/>
-      <w:t>2026-07-01</w:t>
+      <w:t>2026-07-02</w:t>
       <w:br/>
       <w:br/>
     </w:r>

--- a/klagomål/A 22922-2026 FSC-klagomål.docx
+++ b/klagomål/A 22922-2026 FSC-klagomål.docx
@@ -781,7 +781,7 @@
     <w:r>
       <w:tab/>
       <w:tab/>
-      <w:t>2026-07-13</w:t>
+      <w:t>2026-07-14</w:t>
       <w:br/>
       <w:br/>
     </w:r>

--- a/klagomål/A 22922-2026 FSC-klagomål.docx
+++ b/klagomål/A 22922-2026 FSC-klagomål.docx
@@ -781,7 +781,7 @@
     <w:r>
       <w:tab/>
       <w:tab/>
-      <w:t>2026-07-14</w:t>
+      <w:t>2026-07-15</w:t>
       <w:br/>
       <w:br/>
     </w:r>

--- a/klagomål/A 22922-2026 FSC-klagomål.docx
+++ b/klagomål/A 22922-2026 FSC-klagomål.docx
@@ -781,7 +781,7 @@
     <w:r>
       <w:tab/>
       <w:tab/>
-      <w:t>2026-07-15</w:t>
+      <w:t>2026-07-16</w:t>
       <w:br/>
       <w:br/>
     </w:r>

--- a/klagomål/A 22922-2026 FSC-klagomål.docx
+++ b/klagomål/A 22922-2026 FSC-klagomål.docx
@@ -781,7 +781,7 @@
     <w:r>
       <w:tab/>
       <w:tab/>
-      <w:t>2026-07-16</w:t>
+      <w:t>2026-07-17</w:t>
       <w:br/>
       <w:br/>
     </w:r>

--- a/klagomål/A 22922-2026 FSC-klagomål.docx
+++ b/klagomål/A 22922-2026 FSC-klagomål.docx
@@ -781,7 +781,7 @@
     <w:r>
       <w:tab/>
       <w:tab/>
-      <w:t>2026-07-17</w:t>
+      <w:t>2026-07-18</w:t>
       <w:br/>
       <w:br/>
     </w:r>

--- a/klagomål/A 22922-2026 FSC-klagomål.docx
+++ b/klagomål/A 22922-2026 FSC-klagomål.docx
@@ -781,7 +781,7 @@
     <w:r>
       <w:tab/>
       <w:tab/>
-      <w:t>2026-07-18</w:t>
+      <w:t>2026-07-19</w:t>
       <w:br/>
       <w:br/>
     </w:r>

--- a/klagomål/A 22922-2026 FSC-klagomål.docx
+++ b/klagomål/A 22922-2026 FSC-klagomål.docx
@@ -781,7 +781,7 @@
     <w:r>
       <w:tab/>
       <w:tab/>
-      <w:t>2026-07-19</w:t>
+      <w:t>2026-07-20</w:t>
       <w:br/>
       <w:br/>
     </w:r>

--- a/klagomål/A 22922-2026 FSC-klagomål.docx
+++ b/klagomål/A 22922-2026 FSC-klagomål.docx
@@ -781,7 +781,7 @@
     <w:r>
       <w:tab/>
       <w:tab/>
-      <w:t>2026-07-20</w:t>
+      <w:t>2026-07-21</w:t>
       <w:br/>
       <w:br/>
     </w:r>

--- a/klagomål/A 22922-2026 FSC-klagomål.docx
+++ b/klagomål/A 22922-2026 FSC-klagomål.docx
@@ -781,7 +781,7 @@
     <w:r>
       <w:tab/>
       <w:tab/>
-      <w:t>2026-07-21</w:t>
+      <w:t>2026-07-22</w:t>
       <w:br/>
       <w:br/>
     </w:r>

--- a/klagomål/A 22922-2026 FSC-klagomål.docx
+++ b/klagomål/A 22922-2026 FSC-klagomål.docx
@@ -781,7 +781,7 @@
     <w:r>
       <w:tab/>
       <w:tab/>
-      <w:t>2026-07-22</w:t>
+      <w:t>2026-07-23</w:t>
       <w:br/>
       <w:br/>
     </w:r>

--- a/klagomål/A 22922-2026 FSC-klagomål.docx
+++ b/klagomål/A 22922-2026 FSC-klagomål.docx
@@ -781,7 +781,7 @@
     <w:r>
       <w:tab/>
       <w:tab/>
-      <w:t>2026-07-23</w:t>
+      <w:t>2026-07-24</w:t>
       <w:br/>
       <w:br/>
     </w:r>

--- a/klagomål/A 22922-2026 FSC-klagomål.docx
+++ b/klagomål/A 22922-2026 FSC-klagomål.docx
@@ -781,7 +781,7 @@
     <w:r>
       <w:tab/>
       <w:tab/>
-      <w:t>2026-07-24</w:t>
+      <w:t>2026-07-25</w:t>
       <w:br/>
       <w:br/>
     </w:r>

--- a/klagomål/A 22922-2026 FSC-klagomål.docx
+++ b/klagomål/A 22922-2026 FSC-klagomål.docx
@@ -781,7 +781,7 @@
     <w:r>
       <w:tab/>
       <w:tab/>
-      <w:t>2026-07-25</w:t>
+      <w:t>2026-07-26</w:t>
       <w:br/>
       <w:br/>
     </w:r>

--- a/klagomål/A 22922-2026 FSC-klagomål.docx
+++ b/klagomål/A 22922-2026 FSC-klagomål.docx
@@ -781,7 +781,7 @@
     <w:r>
       <w:tab/>
       <w:tab/>
-      <w:t>2026-07-26</w:t>
+      <w:t>2026-07-27</w:t>
       <w:br/>
       <w:br/>
     </w:r>

--- a/klagomål/A 22922-2026 FSC-klagomål.docx
+++ b/klagomål/A 22922-2026 FSC-klagomål.docx
@@ -781,7 +781,7 @@
     <w:r>
       <w:tab/>
       <w:tab/>
-      <w:t>2026-07-27</w:t>
+      <w:t>2026-07-28</w:t>
       <w:br/>
       <w:br/>
     </w:r>

--- a/klagomål/A 22922-2026 FSC-klagomål.docx
+++ b/klagomål/A 22922-2026 FSC-klagomål.docx
@@ -781,7 +781,7 @@
     <w:r>
       <w:tab/>
       <w:tab/>
-      <w:t>2026-07-28</w:t>
+      <w:t>2026-07-29</w:t>
       <w:br/>
       <w:br/>
     </w:r>

--- a/klagomål/A 22922-2026 FSC-klagomål.docx
+++ b/klagomål/A 22922-2026 FSC-klagomål.docx
@@ -781,7 +781,7 @@
     <w:r>
       <w:tab/>
       <w:tab/>
-      <w:t>2026-07-29</w:t>
+      <w:t>2026-07-30</w:t>
       <w:br/>
       <w:br/>
     </w:r>

--- a/klagomål/A 22922-2026 FSC-klagomål.docx
+++ b/klagomål/A 22922-2026 FSC-klagomål.docx
@@ -781,7 +781,7 @@
     <w:r>
       <w:tab/>
       <w:tab/>
-      <w:t>2026-07-30</w:t>
+      <w:t>2026-07-31</w:t>
       <w:br/>
       <w:br/>
     </w:r>

--- a/klagomål/A 22922-2026 FSC-klagomål.docx
+++ b/klagomål/A 22922-2026 FSC-klagomål.docx
@@ -781,7 +781,7 @@
     <w:r>
       <w:tab/>
       <w:tab/>
-      <w:t>2026-07-31</w:t>
+      <w:t>2026-08-01</w:t>
       <w:br/>
       <w:br/>
     </w:r>

--- a/klagomål/A 22922-2026 FSC-klagomål.docx
+++ b/klagomål/A 22922-2026 FSC-klagomål.docx
@@ -781,7 +781,7 @@
     <w:r>
       <w:tab/>
       <w:tab/>
-      <w:t>2026-08-01</w:t>
+      <w:t>2026-08-02</w:t>
       <w:br/>
       <w:br/>
     </w:r>

--- a/klagomål/A 22922-2026 FSC-klagomål.docx
+++ b/klagomål/A 22922-2026 FSC-klagomål.docx
@@ -781,7 +781,7 @@
     <w:r>
       <w:tab/>
       <w:tab/>
-      <w:t>2026-08-02</w:t>
+      <w:t>2026-08-03</w:t>
       <w:br/>
       <w:br/>
     </w:r>

--- a/klagomål/A 22922-2026 FSC-klagomål.docx
+++ b/klagomål/A 22922-2026 FSC-klagomål.docx
@@ -781,7 +781,7 @@
     <w:r>
       <w:tab/>
       <w:tab/>
-      <w:t>2026-08-03</w:t>
+      <w:t>2026-08-04</w:t>
       <w:br/>
       <w:br/>
     </w:r>

--- a/klagomål/A 22922-2026 FSC-klagomål.docx
+++ b/klagomål/A 22922-2026 FSC-klagomål.docx
@@ -781,7 +781,7 @@
     <w:r>
       <w:tab/>
       <w:tab/>
-      <w:t>2026-08-04</w:t>
+      <w:t>2026-08-05</w:t>
       <w:br/>
       <w:br/>
     </w:r>

--- a/klagomål/A 22922-2026 FSC-klagomål.docx
+++ b/klagomål/A 22922-2026 FSC-klagomål.docx
@@ -781,7 +781,7 @@
     <w:r>
       <w:tab/>
       <w:tab/>
-      <w:t>2026-08-05</w:t>
+      <w:t>2026-08-07</w:t>
       <w:br/>
       <w:br/>
     </w:r>

--- a/klagomål/A 22922-2026 FSC-klagomål.docx
+++ b/klagomål/A 22922-2026 FSC-klagomål.docx
@@ -781,7 +781,7 @@
     <w:r>
       <w:tab/>
       <w:tab/>
-      <w:t>2026-08-07</w:t>
+      <w:t>2026-08-08</w:t>
       <w:br/>
       <w:br/>
     </w:r>

--- a/klagomål/A 22922-2026 FSC-klagomål.docx
+++ b/klagomål/A 22922-2026 FSC-klagomål.docx
@@ -216,7 +216,7 @@
         <w:spacing w:after="240"/>
       </w:pPr>
       <w:r>
-        <w:t>Figur 1. Fyndplatser för naturvårdsarter i och inom 25 meter från avverkningsanmälan. Markörer utan svart kant är placerade på fyndplatsen. Markörer med svart kant är placerade vid sidan av fyndplatsen har ett svart streck som visar fyndplatsens exakta position. Kartans mittpunktskoordinat är N 6556705, E 325047 i SWEREF 99 TM.</w:t>
+        <w:t>Figur 1. Fyndplatser för naturvårdsarter i och inom 25 meter från avverkningsanmälan. Markörer utan svart kant är placerade på fyndplatsen. Markörer med svart kant är placerade vid sidan av fyndplatsen och har ett svart streck som visar fyndplatsens exakta position. Kartans mittpunktskoordinat är N 6556705, E 325047 i SWEREF 99 TM.</w:t>
       </w:r>
     </w:p>
     <w:p>
@@ -781,7 +781,7 @@
     <w:r>
       <w:tab/>
       <w:tab/>
-      <w:t>2026-08-14</w:t>
+      <w:t>2026-08-15</w:t>
       <w:br/>
       <w:br/>
     </w:r>

--- a/klagomål/A 22922-2026 FSC-klagomål.docx
+++ b/klagomål/A 22922-2026 FSC-klagomål.docx
@@ -781,7 +781,7 @@
     <w:r>
       <w:tab/>
       <w:tab/>
-      <w:t>2026-08-15</w:t>
+      <w:t>2026-08-16</w:t>
       <w:br/>
       <w:br/>
     </w:r>

--- a/klagomål/A 22922-2026 FSC-klagomål.docx
+++ b/klagomål/A 22922-2026 FSC-klagomål.docx
@@ -781,7 +781,7 @@
     <w:r>
       <w:tab/>
       <w:tab/>
-      <w:t>2026-08-16</w:t>
+      <w:t>2026-08-17</w:t>
       <w:br/>
       <w:br/>
     </w:r>

--- a/klagomål/A 22922-2026 FSC-klagomål.docx
+++ b/klagomål/A 22922-2026 FSC-klagomål.docx
@@ -781,7 +781,7 @@
     <w:r>
       <w:tab/>
       <w:tab/>
-      <w:t>2026-08-17</w:t>
+      <w:t>2026-08-18</w:t>
       <w:br/>
       <w:br/>
     </w:r>

--- a/klagomål/A 22922-2026 FSC-klagomål.docx
+++ b/klagomål/A 22922-2026 FSC-klagomål.docx
@@ -781,7 +781,7 @@
     <w:r>
       <w:tab/>
       <w:tab/>
-      <w:t>2026-08-18</w:t>
+      <w:t>2026-08-19</w:t>
       <w:br/>
       <w:br/>
     </w:r>

--- a/klagomål/A 22922-2026 FSC-klagomål.docx
+++ b/klagomål/A 22922-2026 FSC-klagomål.docx
@@ -781,7 +781,7 @@
     <w:r>
       <w:tab/>
       <w:tab/>
-      <w:t>2026-08-19</w:t>
+      <w:t>2026-08-20</w:t>
       <w:br/>
       <w:br/>
     </w:r>

--- a/klagomål/A 22922-2026 FSC-klagomål.docx
+++ b/klagomål/A 22922-2026 FSC-klagomål.docx
@@ -781,7 +781,7 @@
     <w:r>
       <w:tab/>
       <w:tab/>
-      <w:t>2026-08-20</w:t>
+      <w:t>2026-08-21</w:t>
       <w:br/>
       <w:br/>
     </w:r>

--- a/klagomål/A 22922-2026 FSC-klagomål.docx
+++ b/klagomål/A 22922-2026 FSC-klagomål.docx
@@ -781,7 +781,7 @@
     <w:r>
       <w:tab/>
       <w:tab/>
-      <w:t>2026-08-21</w:t>
+      <w:t>2026-08-22</w:t>
       <w:br/>
       <w:br/>
     </w:r>

--- a/klagomål/A 22922-2026 FSC-klagomål.docx
+++ b/klagomål/A 22922-2026 FSC-klagomål.docx
@@ -781,7 +781,7 @@
     <w:r>
       <w:tab/>
       <w:tab/>
-      <w:t>2026-08-22</w:t>
+      <w:t>2026-08-23</w:t>
       <w:br/>
       <w:br/>
     </w:r>

--- a/klagomål/A 22922-2026 FSC-klagomål.docx
+++ b/klagomål/A 22922-2026 FSC-klagomål.docx
@@ -781,7 +781,7 @@
     <w:r>
       <w:tab/>
       <w:tab/>
-      <w:t>2026-08-23</w:t>
+      <w:t>2026-08-24</w:t>
       <w:br/>
       <w:br/>
     </w:r>

--- a/klagomål/A 22922-2026 FSC-klagomål.docx
+++ b/klagomål/A 22922-2026 FSC-klagomål.docx
@@ -781,7 +781,7 @@
     <w:r>
       <w:tab/>
       <w:tab/>
-      <w:t>2026-08-24</w:t>
+      <w:t>2026-08-25</w:t>
       <w:br/>
       <w:br/>
     </w:r>

--- a/klagomål/A 22922-2026 FSC-klagomål.docx
+++ b/klagomål/A 22922-2026 FSC-klagomål.docx
@@ -781,7 +781,7 @@
     <w:r>
       <w:tab/>
       <w:tab/>
-      <w:t>2026-08-25</w:t>
+      <w:t>2026-08-26</w:t>
       <w:br/>
       <w:br/>
     </w:r>

--- a/klagomål/A 22922-2026 FSC-klagomål.docx
+++ b/klagomål/A 22922-2026 FSC-klagomål.docx
@@ -781,7 +781,7 @@
     <w:r>
       <w:tab/>
       <w:tab/>
-      <w:t>2026-08-26</w:t>
+      <w:t>2026-08-27</w:t>
       <w:br/>
       <w:br/>
     </w:r>

--- a/klagomål/A 22922-2026 FSC-klagomål.docx
+++ b/klagomål/A 22922-2026 FSC-klagomål.docx
@@ -781,7 +781,7 @@
     <w:r>
       <w:tab/>
       <w:tab/>
-      <w:t>2026-08-27</w:t>
+      <w:t>2026-08-28</w:t>
       <w:br/>
       <w:br/>
     </w:r>

--- a/klagomål/A 22922-2026 FSC-klagomål.docx
+++ b/klagomål/A 22922-2026 FSC-klagomål.docx
@@ -781,7 +781,7 @@
     <w:r>
       <w:tab/>
       <w:tab/>
-      <w:t>2026-08-28</w:t>
+      <w:t>2026-08-29</w:t>
       <w:br/>
       <w:br/>
     </w:r>

--- a/klagomål/A 22922-2026 FSC-klagomål.docx
+++ b/klagomål/A 22922-2026 FSC-klagomål.docx
@@ -781,7 +781,7 @@
     <w:r>
       <w:tab/>
       <w:tab/>
-      <w:t>2026-08-29</w:t>
+      <w:t>2026-08-31</w:t>
       <w:br/>
       <w:br/>
     </w:r>

--- a/klagomål/A 22922-2026 FSC-klagomål.docx
+++ b/klagomål/A 22922-2026 FSC-klagomål.docx
@@ -781,7 +781,7 @@
     <w:r>
       <w:tab/>
       <w:tab/>
-      <w:t>2026-08-31</w:t>
+      <w:t>2026-09-01</w:t>
       <w:br/>
       <w:br/>
     </w:r>

--- a/klagomål/A 22922-2026 FSC-klagomål.docx
+++ b/klagomål/A 22922-2026 FSC-klagomål.docx
@@ -781,7 +781,7 @@
     <w:r>
       <w:tab/>
       <w:tab/>
-      <w:t>2026-09-01</w:t>
+      <w:t>2026-09-02</w:t>
       <w:br/>
       <w:br/>
     </w:r>

--- a/klagomål/A 22922-2026 FSC-klagomål.docx
+++ b/klagomål/A 22922-2026 FSC-klagomål.docx
@@ -781,7 +781,7 @@
     <w:r>
       <w:tab/>
       <w:tab/>
-      <w:t>2026-09-02</w:t>
+      <w:t>2026-09-03</w:t>
       <w:br/>
       <w:br/>
     </w:r>

--- a/klagomål/A 22922-2026 FSC-klagomål.docx
+++ b/klagomål/A 22922-2026 FSC-klagomål.docx
@@ -781,7 +781,7 @@
     <w:r>
       <w:tab/>
       <w:tab/>
-      <w:t>2026-09-03</w:t>
+      <w:t>2026-09-04</w:t>
       <w:br/>
       <w:br/>
     </w:r>

--- a/klagomål/A 22922-2026 FSC-klagomål.docx
+++ b/klagomål/A 22922-2026 FSC-klagomål.docx
@@ -781,7 +781,7 @@
     <w:r>
       <w:tab/>
       <w:tab/>
-      <w:t>2026-09-04</w:t>
+      <w:t>2026-09-05</w:t>
       <w:br/>
       <w:br/>
     </w:r>

--- a/klagomål/A 22922-2026 FSC-klagomål.docx
+++ b/klagomål/A 22922-2026 FSC-klagomål.docx
@@ -781,7 +781,7 @@
     <w:r>
       <w:tab/>
       <w:tab/>
-      <w:t>2026-09-05</w:t>
+      <w:t>2026-09-06</w:t>
       <w:br/>
       <w:br/>
     </w:r>

--- a/klagomål/A 22922-2026 FSC-klagomål.docx
+++ b/klagomål/A 22922-2026 FSC-klagomål.docx
@@ -781,7 +781,7 @@
     <w:r>
       <w:tab/>
       <w:tab/>
-      <w:t>2026-09-06</w:t>
+      <w:t>2026-09-07</w:t>
       <w:br/>
       <w:br/>
     </w:r>

--- a/klagomål/A 22922-2026 FSC-klagomål.docx
+++ b/klagomål/A 22922-2026 FSC-klagomål.docx
@@ -781,7 +781,7 @@
     <w:r>
       <w:tab/>
       <w:tab/>
-      <w:t>2026-09-07</w:t>
+      <w:t>2026-09-08</w:t>
       <w:br/>
       <w:br/>
     </w:r>

--- a/klagomål/A 22922-2026 FSC-klagomål.docx
+++ b/klagomål/A 22922-2026 FSC-klagomål.docx
@@ -781,7 +781,7 @@
     <w:r>
       <w:tab/>
       <w:tab/>
-      <w:t>2026-09-08</w:t>
+      <w:t>2026-09-09</w:t>
       <w:br/>
       <w:br/>
     </w:r>

--- a/klagomål/A 22922-2026 FSC-klagomål.docx
+++ b/klagomål/A 22922-2026 FSC-klagomål.docx
@@ -781,7 +781,7 @@
     <w:r>
       <w:tab/>
       <w:tab/>
-      <w:t>2026-09-09</w:t>
+      <w:t>2026-09-10</w:t>
       <w:br/>
       <w:br/>
     </w:r>

--- a/klagomål/A 22922-2026 FSC-klagomål.docx
+++ b/klagomål/A 22922-2026 FSC-klagomål.docx
@@ -781,7 +781,7 @@
     <w:r>
       <w:tab/>
       <w:tab/>
-      <w:t>2026-09-10</w:t>
+      <w:t>2026-09-11</w:t>
       <w:br/>
       <w:br/>
     </w:r>

--- a/klagomål/A 22922-2026 FSC-klagomål.docx
+++ b/klagomål/A 22922-2026 FSC-klagomål.docx
@@ -781,7 +781,7 @@
     <w:r>
       <w:tab/>
       <w:tab/>
-      <w:t>2026-09-11</w:t>
+      <w:t>2026-09-12</w:t>
       <w:br/>
       <w:br/>
     </w:r>

--- a/klagomål/A 22922-2026 FSC-klagomål.docx
+++ b/klagomål/A 22922-2026 FSC-klagomål.docx
@@ -781,7 +781,7 @@
     <w:r>
       <w:tab/>
       <w:tab/>
-      <w:t>2026-09-12</w:t>
+      <w:t>2026-09-13</w:t>
       <w:br/>
       <w:br/>
     </w:r>
